--- a/Kursovaya.docx
+++ b/Kursovaya.docx
@@ -3,20 +3,1223 @@
 <w:document xmlns:wpc="http://schemas.microsoft.com/office/word/2010/wordprocessingCanvas" xmlns:cx="http://schemas.microsoft.com/office/drawing/2014/chartex" xmlns:cx1="http://schemas.microsoft.com/office/drawing/2015/9/8/chartex" xmlns:cx2="http://schemas.microsoft.com/office/drawing/2015/10/21/chartex" xmlns:cx3="http://schemas.microsoft.com/office/drawing/2016/5/9/chartex" xmlns:cx4="http://schemas.microsoft.com/office/drawing/2016/5/10/chartex" xmlns:cx5="http://schemas.microsoft.com/office/drawing/2016/5/11/chartex" xmlns:cx6="http://schemas.microsoft.com/office/drawing/2016/5/12/chartex" xmlns:cx7="http://schemas.microsoft.com/office/drawing/2016/5/13/chartex" xmlns:cx8="http://schemas.microsoft.com/office/drawing/2016/5/14/chartex" xmlns:mc="http://schemas.openxmlformats.org/markup-compatibility/2006" xmlns:aink="http://schemas.microsoft.com/office/drawing/2016/ink" xmlns:am3d="http://schemas.microsoft.com/office/drawing/2017/model3d" xmlns:o="urn:schemas-microsoft-com:office:office" xmlns:r="http://schemas.openxmlformats.org/officeDocument/2006/relationships" xmlns:m="http://schemas.openxmlformats.org/officeDocument/2006/math" xmlns:v="urn:schemas-microsoft-com:vml" xmlns:wp14="http://schemas.microsoft.com/office/word/2010/wordprocessingDrawing" xmlns:wp="http://schemas.openxmlformats.org/drawingml/2006/wordprocessingDrawing" xmlns:w10="urn:schemas-microsoft-com:office:word" xmlns:w="http://schemas.openxmlformats.org/wordprocessingml/2006/main" xmlns:w14="http://schemas.microsoft.com/office/word/2010/wordml" xmlns:w15="http://schemas.microsoft.com/office/word/2012/wordml" xmlns:w16cid="http://schemas.microsoft.com/office/word/2016/wordml/cid" xmlns:w16se="http://schemas.microsoft.com/office/word/2015/wordml/symex" xmlns:wpg="http://schemas.microsoft.com/office/word/2010/wordprocessingGroup" xmlns:wpi="http://schemas.microsoft.com/office/word/2010/wordprocessingInk" xmlns:wne="http://schemas.microsoft.com/office/word/2006/wordml" xmlns:wps="http://schemas.microsoft.com/office/word/2010/wordprocessingShape" mc:Ignorable="w14 w15 w16se w16cid wp14">
   <w:body>
     <w:p>
+      <w:pPr>
+        <w:autoSpaceDE w:val="0"/>
+        <w:autoSpaceDN w:val="0"/>
+        <w:adjustRightInd w:val="0"/>
+        <w:spacing w:after="0" w:line="240" w:lineRule="auto"/>
+        <w:jc w:val="center"/>
+        <w:rPr>
+          <w:rFonts w:ascii="Times New Roman" w:eastAsia="Times New Roman" w:hAnsi="Times New Roman" w:cs="Times New Roman"/>
+          <w:sz w:val="24"/>
+          <w:szCs w:val="24"/>
+          <w:lang w:eastAsia="ar-SA"/>
+        </w:rPr>
+      </w:pPr>
+      <w:r>
+        <w:rPr>
+          <w:rFonts w:ascii="Times New Roman" w:eastAsia="Times New Roman" w:hAnsi="Times New Roman" w:cs="Times New Roman"/>
+          <w:noProof/>
+          <w:sz w:val="24"/>
+          <w:szCs w:val="24"/>
+          <w:lang w:eastAsia="ar-SA"/>
+        </w:rPr>
+        <w:t>МИНОБРНАУКИ РОССИИ</w:t>
+      </w:r>
+    </w:p>
+    <w:p>
+      <w:pPr>
+        <w:autoSpaceDE w:val="0"/>
+        <w:autoSpaceDN w:val="0"/>
+        <w:adjustRightInd w:val="0"/>
+        <w:spacing w:after="0" w:line="240" w:lineRule="auto"/>
+        <w:jc w:val="center"/>
+        <w:rPr>
+          <w:rFonts w:ascii="Times New Roman" w:eastAsia="Times New Roman" w:hAnsi="Times New Roman" w:cs="Times New Roman"/>
+          <w:sz w:val="24"/>
+          <w:szCs w:val="24"/>
+        </w:rPr>
+      </w:pPr>
+      <w:r>
+        <w:rPr>
+          <w:rFonts w:ascii="Times New Roman" w:eastAsia="Times New Roman" w:hAnsi="Times New Roman" w:cs="Times New Roman"/>
+          <w:sz w:val="24"/>
+          <w:szCs w:val="24"/>
+        </w:rPr>
+        <w:t xml:space="preserve">Федеральное государственное бюджетное </w:t>
+      </w:r>
+    </w:p>
+    <w:p>
+      <w:pPr>
+        <w:autoSpaceDE w:val="0"/>
+        <w:autoSpaceDN w:val="0"/>
+        <w:adjustRightInd w:val="0"/>
+        <w:spacing w:after="0" w:line="240" w:lineRule="auto"/>
+        <w:jc w:val="center"/>
+        <w:rPr>
+          <w:rFonts w:ascii="Times New Roman" w:eastAsia="Times New Roman" w:hAnsi="Times New Roman" w:cs="Times New Roman"/>
+          <w:sz w:val="24"/>
+          <w:szCs w:val="24"/>
+        </w:rPr>
+      </w:pPr>
+      <w:r>
+        <w:rPr>
+          <w:rFonts w:ascii="Times New Roman" w:eastAsia="Times New Roman" w:hAnsi="Times New Roman" w:cs="Times New Roman"/>
+          <w:sz w:val="24"/>
+          <w:szCs w:val="24"/>
+        </w:rPr>
+        <w:t>образовательное учреждение высшего образования</w:t>
+      </w:r>
+    </w:p>
+    <w:p>
+      <w:pPr>
+        <w:spacing w:after="0" w:line="240" w:lineRule="auto"/>
+        <w:jc w:val="center"/>
+        <w:rPr>
+          <w:rFonts w:ascii="Times New Roman" w:eastAsia="Times New Roman" w:hAnsi="Times New Roman" w:cs="Times New Roman"/>
+          <w:b/>
+          <w:sz w:val="24"/>
+          <w:szCs w:val="24"/>
+        </w:rPr>
+      </w:pPr>
+      <w:r>
+        <w:rPr>
+          <w:rFonts w:ascii="Times New Roman" w:eastAsia="Times New Roman" w:hAnsi="Times New Roman" w:cs="Times New Roman"/>
+          <w:b/>
+          <w:sz w:val="24"/>
+          <w:szCs w:val="24"/>
+        </w:rPr>
+        <w:t xml:space="preserve">«Челябинский государственный университет» </w:t>
+      </w:r>
+    </w:p>
+    <w:p>
+      <w:pPr>
+        <w:spacing w:after="0" w:line="240" w:lineRule="auto"/>
+        <w:jc w:val="center"/>
+        <w:rPr>
+          <w:rFonts w:ascii="Times New Roman" w:eastAsia="Times New Roman" w:hAnsi="Times New Roman" w:cs="Times New Roman"/>
+          <w:b/>
+          <w:sz w:val="24"/>
+          <w:szCs w:val="24"/>
+        </w:rPr>
+      </w:pPr>
+      <w:r>
+        <w:rPr>
+          <w:rFonts w:ascii="Times New Roman" w:eastAsia="Times New Roman" w:hAnsi="Times New Roman" w:cs="Times New Roman"/>
+          <w:b/>
+          <w:sz w:val="24"/>
+          <w:szCs w:val="24"/>
+        </w:rPr>
+        <w:t>(ФГБОУ ВО «</w:t>
+      </w:r>
       <w:proofErr w:type="spellStart"/>
       <w:r>
-        <w:t>Титульник</w:t>
+        <w:rPr>
+          <w:rFonts w:ascii="Times New Roman" w:eastAsia="Times New Roman" w:hAnsi="Times New Roman" w:cs="Times New Roman"/>
+          <w:b/>
+          <w:sz w:val="24"/>
+          <w:szCs w:val="24"/>
+        </w:rPr>
+        <w:t>ЧелГУ</w:t>
       </w:r>
       <w:proofErr w:type="spellEnd"/>
-    </w:p>
-    <w:p>
+      <w:r>
+        <w:rPr>
+          <w:rFonts w:ascii="Times New Roman" w:eastAsia="Times New Roman" w:hAnsi="Times New Roman" w:cs="Times New Roman"/>
+          <w:b/>
+          <w:sz w:val="24"/>
+          <w:szCs w:val="24"/>
+        </w:rPr>
+        <w:t>»)</w:t>
+      </w:r>
+    </w:p>
+    <w:p>
+      <w:pPr>
+        <w:spacing w:after="0" w:line="240" w:lineRule="auto"/>
+        <w:jc w:val="center"/>
+        <w:rPr>
+          <w:rFonts w:ascii="Times New Roman" w:eastAsia="Times New Roman" w:hAnsi="Times New Roman" w:cs="Times New Roman"/>
+          <w:b/>
+          <w:sz w:val="24"/>
+          <w:szCs w:val="24"/>
+        </w:rPr>
+      </w:pPr>
+    </w:p>
+    <w:p>
+      <w:pPr>
+        <w:shd w:val="clear" w:color="auto" w:fill="FFFFFF"/>
+        <w:spacing w:after="0" w:line="240" w:lineRule="auto"/>
+        <w:jc w:val="center"/>
+        <w:rPr>
+          <w:rFonts w:ascii="Times New Roman" w:eastAsia="Times New Roman" w:hAnsi="Times New Roman" w:cs="Times New Roman"/>
+          <w:sz w:val="24"/>
+          <w:szCs w:val="24"/>
+        </w:rPr>
+      </w:pPr>
+      <w:r>
+        <w:rPr>
+          <w:rFonts w:ascii="Times New Roman" w:eastAsia="Times New Roman" w:hAnsi="Times New Roman" w:cs="Times New Roman"/>
+          <w:sz w:val="24"/>
+          <w:szCs w:val="24"/>
+        </w:rPr>
+        <w:t>Институт информационных технологий</w:t>
+      </w:r>
+    </w:p>
+    <w:p>
+      <w:pPr>
+        <w:shd w:val="clear" w:color="auto" w:fill="FFFFFF"/>
+        <w:spacing w:after="0" w:line="240" w:lineRule="auto"/>
+        <w:jc w:val="center"/>
+        <w:rPr>
+          <w:rFonts w:ascii="Times New Roman" w:eastAsia="Times New Roman" w:hAnsi="Times New Roman" w:cs="Times New Roman"/>
+          <w:sz w:val="24"/>
+          <w:szCs w:val="24"/>
+        </w:rPr>
+      </w:pPr>
+    </w:p>
+    <w:p>
+      <w:pPr>
+        <w:shd w:val="clear" w:color="auto" w:fill="FFFFFF"/>
+        <w:spacing w:after="0" w:line="240" w:lineRule="auto"/>
+        <w:jc w:val="center"/>
+        <w:rPr>
+          <w:rFonts w:ascii="Times New Roman" w:eastAsia="Times New Roman" w:hAnsi="Times New Roman" w:cs="Times New Roman"/>
+          <w:sz w:val="24"/>
+          <w:szCs w:val="24"/>
+        </w:rPr>
+      </w:pPr>
+      <w:r>
+        <w:rPr>
+          <w:rFonts w:ascii="Times New Roman" w:eastAsia="Times New Roman" w:hAnsi="Times New Roman" w:cs="Times New Roman"/>
+          <w:sz w:val="24"/>
+          <w:szCs w:val="24"/>
+        </w:rPr>
+        <w:t>Кафедра информационных технологий и экономической информатики</w:t>
+      </w:r>
+    </w:p>
+    <w:p>
+      <w:pPr>
+        <w:shd w:val="clear" w:color="auto" w:fill="FFFFFF"/>
+        <w:spacing w:after="0" w:line="240" w:lineRule="auto"/>
+        <w:jc w:val="center"/>
+        <w:rPr>
+          <w:rFonts w:ascii="Times New Roman" w:eastAsia="Times New Roman" w:hAnsi="Times New Roman" w:cs="Times New Roman"/>
+          <w:b/>
+          <w:sz w:val="24"/>
+          <w:szCs w:val="24"/>
+        </w:rPr>
+      </w:pPr>
+    </w:p>
+    <w:p>
+      <w:pPr>
+        <w:shd w:val="clear" w:color="auto" w:fill="FFFFFF"/>
+        <w:spacing w:after="0" w:line="240" w:lineRule="auto"/>
+        <w:jc w:val="center"/>
+        <w:rPr>
+          <w:rFonts w:ascii="Times New Roman" w:eastAsia="Times New Roman" w:hAnsi="Times New Roman" w:cs="Times New Roman"/>
+          <w:b/>
+          <w:sz w:val="24"/>
+          <w:szCs w:val="24"/>
+        </w:rPr>
+      </w:pPr>
+    </w:p>
+    <w:p>
+      <w:pPr>
+        <w:shd w:val="clear" w:color="auto" w:fill="FFFFFF"/>
+        <w:spacing w:after="0" w:line="240" w:lineRule="auto"/>
+        <w:jc w:val="center"/>
+        <w:rPr>
+          <w:rFonts w:ascii="Times New Roman" w:eastAsia="Times New Roman" w:hAnsi="Times New Roman" w:cs="Times New Roman"/>
+          <w:b/>
+          <w:sz w:val="24"/>
+          <w:szCs w:val="24"/>
+        </w:rPr>
+      </w:pPr>
+    </w:p>
+    <w:p>
+      <w:pPr>
+        <w:shd w:val="clear" w:color="auto" w:fill="FFFFFF"/>
+        <w:spacing w:after="0" w:line="240" w:lineRule="auto"/>
+        <w:jc w:val="center"/>
+        <w:rPr>
+          <w:rFonts w:ascii="Times New Roman" w:eastAsia="Times New Roman" w:hAnsi="Times New Roman" w:cs="Times New Roman"/>
+          <w:b/>
+          <w:sz w:val="24"/>
+          <w:szCs w:val="24"/>
+        </w:rPr>
+      </w:pPr>
+    </w:p>
+    <w:p>
+      <w:pPr>
+        <w:shd w:val="clear" w:color="auto" w:fill="FFFFFF"/>
+        <w:spacing w:after="0" w:line="240" w:lineRule="auto"/>
+        <w:jc w:val="center"/>
+        <w:rPr>
+          <w:rFonts w:ascii="Times New Roman" w:eastAsia="Times New Roman" w:hAnsi="Times New Roman" w:cs="Times New Roman"/>
+          <w:b/>
+          <w:sz w:val="24"/>
+          <w:szCs w:val="24"/>
+        </w:rPr>
+      </w:pPr>
+    </w:p>
+    <w:p>
+      <w:pPr>
+        <w:shd w:val="clear" w:color="auto" w:fill="FFFFFF"/>
+        <w:spacing w:after="0" w:line="240" w:lineRule="auto"/>
+        <w:jc w:val="center"/>
+        <w:rPr>
+          <w:rFonts w:ascii="Times New Roman" w:eastAsia="Times New Roman" w:hAnsi="Times New Roman" w:cs="Times New Roman"/>
+          <w:b/>
+          <w:sz w:val="24"/>
+          <w:szCs w:val="24"/>
+        </w:rPr>
+      </w:pPr>
+      <w:r>
+        <w:rPr>
+          <w:rFonts w:ascii="Times New Roman" w:eastAsia="Times New Roman" w:hAnsi="Times New Roman" w:cs="Times New Roman"/>
+          <w:b/>
+          <w:sz w:val="24"/>
+          <w:szCs w:val="24"/>
+        </w:rPr>
+        <w:t>КУРСОВАЯ РАБОТА</w:t>
+      </w:r>
+    </w:p>
+    <w:p>
+      <w:pPr>
+        <w:shd w:val="clear" w:color="auto" w:fill="FFFFFF"/>
+        <w:spacing w:after="0" w:line="240" w:lineRule="auto"/>
+        <w:jc w:val="center"/>
+        <w:rPr>
+          <w:rFonts w:ascii="Times New Roman" w:eastAsia="Times New Roman" w:hAnsi="Times New Roman" w:cs="Times New Roman"/>
+          <w:b/>
+          <w:sz w:val="24"/>
+          <w:szCs w:val="24"/>
+        </w:rPr>
+      </w:pPr>
+    </w:p>
+    <w:p>
+      <w:pPr>
+        <w:shd w:val="clear" w:color="auto" w:fill="FFFFFF"/>
+        <w:spacing w:after="0" w:line="240" w:lineRule="auto"/>
+        <w:jc w:val="center"/>
+        <w:rPr>
+          <w:rFonts w:ascii="Times New Roman" w:eastAsia="Times New Roman" w:hAnsi="Times New Roman" w:cs="Times New Roman"/>
+          <w:sz w:val="24"/>
+          <w:szCs w:val="24"/>
+        </w:rPr>
+      </w:pPr>
+      <w:r>
+        <w:rPr>
+          <w:rFonts w:ascii="Times New Roman" w:eastAsia="Times New Roman" w:hAnsi="Times New Roman" w:cs="Times New Roman"/>
+          <w:sz w:val="24"/>
+          <w:szCs w:val="24"/>
+        </w:rPr>
+        <w:t>по дисциплине «Базы и хранилища данных»</w:t>
+      </w:r>
+    </w:p>
+    <w:p>
+      <w:pPr>
+        <w:shd w:val="clear" w:color="auto" w:fill="FFFFFF"/>
+        <w:spacing w:after="0" w:line="240" w:lineRule="auto"/>
+        <w:jc w:val="center"/>
+        <w:rPr>
+          <w:rFonts w:ascii="Times New Roman" w:eastAsia="Times New Roman" w:hAnsi="Times New Roman" w:cs="Times New Roman"/>
+          <w:b/>
+          <w:sz w:val="24"/>
+          <w:szCs w:val="24"/>
+        </w:rPr>
+      </w:pPr>
+    </w:p>
+    <w:p>
+      <w:pPr>
+        <w:shd w:val="clear" w:color="auto" w:fill="FFFFFF"/>
+        <w:spacing w:after="0" w:line="240" w:lineRule="auto"/>
+        <w:jc w:val="center"/>
+        <w:rPr>
+          <w:rFonts w:ascii="Times New Roman" w:eastAsia="Times New Roman" w:hAnsi="Times New Roman" w:cs="Times New Roman"/>
+          <w:sz w:val="24"/>
+          <w:szCs w:val="24"/>
+        </w:rPr>
+      </w:pPr>
+      <w:r>
+        <w:rPr>
+          <w:rFonts w:ascii="Times New Roman" w:eastAsia="Times New Roman" w:hAnsi="Times New Roman" w:cs="Times New Roman"/>
+          <w:sz w:val="24"/>
+          <w:szCs w:val="24"/>
+          <w:u w:val="single"/>
+        </w:rPr>
+        <w:t>Разработка базы данных для предметной области «Музей»</w:t>
+      </w:r>
+    </w:p>
+    <w:p>
+      <w:pPr>
+        <w:shd w:val="clear" w:color="auto" w:fill="FFFFFF"/>
+        <w:spacing w:after="0" w:line="240" w:lineRule="auto"/>
+        <w:jc w:val="center"/>
+        <w:rPr>
+          <w:rFonts w:ascii="Times New Roman" w:eastAsia="Times New Roman" w:hAnsi="Times New Roman" w:cs="Times New Roman"/>
+          <w:sz w:val="24"/>
+          <w:szCs w:val="24"/>
+        </w:rPr>
+      </w:pPr>
+      <w:r>
+        <w:rPr>
+          <w:rFonts w:ascii="Times New Roman" w:eastAsia="Times New Roman" w:hAnsi="Times New Roman" w:cs="Times New Roman"/>
+          <w:sz w:val="24"/>
+          <w:szCs w:val="24"/>
+        </w:rPr>
+        <w:t>(тема)</w:t>
+      </w:r>
+    </w:p>
+    <w:p>
+      <w:pPr>
+        <w:shd w:val="clear" w:color="auto" w:fill="FFFFFF"/>
+        <w:suppressAutoHyphens/>
+        <w:spacing w:after="0" w:line="240" w:lineRule="auto"/>
+        <w:ind w:left="4820"/>
+        <w:jc w:val="both"/>
+        <w:rPr>
+          <w:rFonts w:ascii="Times New Roman" w:eastAsia="Times New Roman" w:hAnsi="Times New Roman" w:cs="Times New Roman"/>
+          <w:b/>
+          <w:sz w:val="24"/>
+          <w:szCs w:val="24"/>
+          <w:lang w:eastAsia="ar-SA"/>
+        </w:rPr>
+      </w:pPr>
+    </w:p>
+    <w:p>
+      <w:pPr>
+        <w:shd w:val="clear" w:color="auto" w:fill="FFFFFF"/>
+        <w:suppressAutoHyphens/>
+        <w:spacing w:after="0" w:line="240" w:lineRule="auto"/>
+        <w:ind w:left="4820"/>
+        <w:jc w:val="both"/>
+        <w:rPr>
+          <w:rFonts w:ascii="Times New Roman" w:eastAsia="Times New Roman" w:hAnsi="Times New Roman" w:cs="Times New Roman"/>
+          <w:b/>
+          <w:sz w:val="24"/>
+          <w:szCs w:val="24"/>
+          <w:lang w:eastAsia="ar-SA"/>
+        </w:rPr>
+      </w:pPr>
+    </w:p>
+    <w:p>
+      <w:pPr>
+        <w:shd w:val="clear" w:color="auto" w:fill="FFFFFF"/>
+        <w:suppressAutoHyphens/>
+        <w:spacing w:after="0" w:line="240" w:lineRule="auto"/>
+        <w:ind w:left="4820"/>
+        <w:jc w:val="both"/>
+        <w:rPr>
+          <w:rFonts w:ascii="Times New Roman" w:eastAsia="Times New Roman" w:hAnsi="Times New Roman" w:cs="Times New Roman"/>
+          <w:b/>
+          <w:sz w:val="24"/>
+          <w:szCs w:val="24"/>
+          <w:lang w:eastAsia="ar-SA"/>
+        </w:rPr>
+      </w:pPr>
+    </w:p>
+    <w:p>
+      <w:pPr>
+        <w:shd w:val="clear" w:color="auto" w:fill="FFFFFF"/>
+        <w:spacing w:after="0" w:line="240" w:lineRule="auto"/>
+        <w:ind w:left="4678"/>
+        <w:jc w:val="both"/>
+        <w:rPr>
+          <w:rFonts w:ascii="Times New Roman" w:eastAsia="Times New Roman" w:hAnsi="Times New Roman" w:cs="Times New Roman"/>
+          <w:sz w:val="24"/>
+          <w:szCs w:val="24"/>
+        </w:rPr>
+      </w:pPr>
+      <w:r>
+        <w:rPr>
+          <w:rFonts w:ascii="Times New Roman" w:eastAsia="Times New Roman" w:hAnsi="Times New Roman" w:cs="Times New Roman"/>
+          <w:sz w:val="24"/>
+          <w:szCs w:val="24"/>
+        </w:rPr>
+        <w:t xml:space="preserve">Выполнил </w:t>
+      </w:r>
+      <w:r>
+        <w:rPr>
+          <w:rFonts w:ascii="Times New Roman" w:eastAsia="Times New Roman" w:hAnsi="Times New Roman" w:cs="Times New Roman"/>
+          <w:sz w:val="24"/>
+          <w:szCs w:val="24"/>
+        </w:rPr>
+        <w:t>студент</w:t>
+      </w:r>
+      <w:r>
+        <w:rPr>
+          <w:rFonts w:ascii="Times New Roman" w:eastAsia="Times New Roman" w:hAnsi="Times New Roman" w:cs="Times New Roman"/>
+          <w:sz w:val="24"/>
+          <w:szCs w:val="24"/>
+          <w:u w:val="single"/>
+        </w:rPr>
+        <w:t xml:space="preserve"> </w:t>
+      </w:r>
+      <w:r>
+        <w:rPr>
+          <w:rFonts w:ascii="Times New Roman" w:eastAsia="Times New Roman" w:hAnsi="Times New Roman" w:cs="Times New Roman"/>
+          <w:sz w:val="24"/>
+          <w:szCs w:val="24"/>
+          <w:u w:val="single"/>
+        </w:rPr>
+        <w:t>Строев Илья Сергеевич</w:t>
+      </w:r>
+      <w:r>
+        <w:rPr>
+          <w:rFonts w:ascii="Times New Roman" w:eastAsia="Times New Roman" w:hAnsi="Times New Roman" w:cs="Times New Roman"/>
+          <w:sz w:val="24"/>
+          <w:szCs w:val="24"/>
+          <w:u w:val="single"/>
+        </w:rPr>
+        <w:t>__</w:t>
+      </w:r>
+    </w:p>
+    <w:p>
+      <w:pPr>
+        <w:shd w:val="clear" w:color="auto" w:fill="FFFFFF"/>
+        <w:spacing w:after="0" w:line="240" w:lineRule="auto"/>
+        <w:ind w:left="4678"/>
+        <w:jc w:val="both"/>
+        <w:rPr>
+          <w:rFonts w:ascii="Times New Roman" w:eastAsia="Times New Roman" w:hAnsi="Times New Roman" w:cs="Times New Roman"/>
+          <w:sz w:val="24"/>
+          <w:szCs w:val="24"/>
+        </w:rPr>
+      </w:pPr>
+      <w:r>
+        <w:rPr>
+          <w:rFonts w:ascii="Times New Roman" w:eastAsia="Times New Roman" w:hAnsi="Times New Roman" w:cs="Times New Roman"/>
+          <w:sz w:val="24"/>
+          <w:szCs w:val="24"/>
+        </w:rPr>
+        <w:tab/>
+      </w:r>
+      <w:r>
+        <w:rPr>
+          <w:rFonts w:ascii="Times New Roman" w:eastAsia="Times New Roman" w:hAnsi="Times New Roman" w:cs="Times New Roman"/>
+          <w:sz w:val="24"/>
+          <w:szCs w:val="24"/>
+        </w:rPr>
+        <w:tab/>
+      </w:r>
+      <w:r>
+        <w:rPr>
+          <w:rFonts w:ascii="Times New Roman" w:eastAsia="Times New Roman" w:hAnsi="Times New Roman" w:cs="Times New Roman"/>
+          <w:sz w:val="24"/>
+          <w:szCs w:val="24"/>
+        </w:rPr>
+        <w:tab/>
+      </w:r>
+      <w:r>
+        <w:rPr>
+          <w:rFonts w:ascii="Times New Roman" w:eastAsia="Times New Roman" w:hAnsi="Times New Roman" w:cs="Times New Roman"/>
+          <w:sz w:val="24"/>
+          <w:szCs w:val="24"/>
+        </w:rPr>
+        <w:tab/>
+      </w:r>
+      <w:r>
+        <w:rPr>
+          <w:rFonts w:ascii="Times New Roman" w:eastAsia="Times New Roman" w:hAnsi="Times New Roman" w:cs="Times New Roman"/>
+          <w:sz w:val="24"/>
+          <w:szCs w:val="24"/>
+        </w:rPr>
+        <w:tab/>
+        <w:t>(Ф.И.О.)</w:t>
+      </w:r>
+    </w:p>
+    <w:p>
+      <w:pPr>
+        <w:shd w:val="clear" w:color="auto" w:fill="FFFFFF"/>
+        <w:spacing w:after="0" w:line="240" w:lineRule="auto"/>
+        <w:ind w:left="4678"/>
+        <w:jc w:val="both"/>
+        <w:rPr>
+          <w:rFonts w:ascii="Times New Roman" w:eastAsia="Times New Roman" w:hAnsi="Times New Roman" w:cs="Times New Roman"/>
+          <w:sz w:val="24"/>
+          <w:szCs w:val="24"/>
+        </w:rPr>
+      </w:pPr>
+      <w:r>
+        <w:rPr>
+          <w:rFonts w:ascii="Times New Roman" w:eastAsia="Times New Roman" w:hAnsi="Times New Roman" w:cs="Times New Roman"/>
+          <w:sz w:val="24"/>
+          <w:szCs w:val="24"/>
+        </w:rPr>
+        <w:t>группы</w:t>
+      </w:r>
+      <w:r>
+        <w:rPr>
+          <w:rFonts w:ascii="Times New Roman" w:eastAsia="Times New Roman" w:hAnsi="Times New Roman" w:cs="Times New Roman"/>
+          <w:sz w:val="24"/>
+          <w:szCs w:val="24"/>
+          <w:u w:val="single"/>
+        </w:rPr>
+        <w:t>____</w:t>
+      </w:r>
+      <w:r>
+        <w:rPr>
+          <w:rFonts w:ascii="Times New Roman" w:eastAsia="Times New Roman" w:hAnsi="Times New Roman" w:cs="Times New Roman"/>
+          <w:sz w:val="24"/>
+          <w:szCs w:val="24"/>
+          <w:u w:val="single"/>
+        </w:rPr>
+        <w:t>ПрИС-201(И)</w:t>
+      </w:r>
+      <w:r>
+        <w:rPr>
+          <w:rFonts w:ascii="Times New Roman" w:eastAsia="Times New Roman" w:hAnsi="Times New Roman" w:cs="Times New Roman"/>
+          <w:sz w:val="24"/>
+          <w:szCs w:val="24"/>
+          <w:u w:val="single"/>
+        </w:rPr>
+        <w:t>_</w:t>
+      </w:r>
+    </w:p>
+    <w:p>
+      <w:pPr>
+        <w:shd w:val="clear" w:color="auto" w:fill="FFFFFF"/>
+        <w:spacing w:after="0" w:line="240" w:lineRule="auto"/>
+        <w:ind w:left="4678"/>
+        <w:jc w:val="both"/>
+        <w:rPr>
+          <w:rFonts w:ascii="Times New Roman" w:eastAsia="Times New Roman" w:hAnsi="Times New Roman" w:cs="Times New Roman"/>
+          <w:sz w:val="24"/>
+          <w:szCs w:val="24"/>
+        </w:rPr>
+      </w:pPr>
+      <w:r>
+        <w:rPr>
+          <w:rFonts w:ascii="Times New Roman" w:eastAsia="Times New Roman" w:hAnsi="Times New Roman" w:cs="Times New Roman"/>
+          <w:sz w:val="24"/>
+          <w:szCs w:val="24"/>
+        </w:rPr>
+        <w:t xml:space="preserve">заочной формы обучения </w:t>
+      </w:r>
+    </w:p>
+    <w:p>
+      <w:pPr>
+        <w:shd w:val="clear" w:color="auto" w:fill="FFFFFF"/>
+        <w:spacing w:after="0" w:line="240" w:lineRule="auto"/>
+        <w:ind w:left="4678"/>
+        <w:jc w:val="both"/>
+        <w:rPr>
+          <w:rFonts w:ascii="Times New Roman" w:eastAsia="Times New Roman" w:hAnsi="Times New Roman" w:cs="Times New Roman"/>
+          <w:sz w:val="24"/>
+          <w:szCs w:val="24"/>
+        </w:rPr>
+      </w:pPr>
+      <w:r>
+        <w:rPr>
+          <w:rFonts w:ascii="Times New Roman" w:eastAsia="Times New Roman" w:hAnsi="Times New Roman" w:cs="Times New Roman"/>
+          <w:sz w:val="24"/>
+          <w:szCs w:val="24"/>
+        </w:rPr>
+        <w:t xml:space="preserve">направления подготовки </w:t>
+      </w:r>
+    </w:p>
+    <w:p>
+      <w:pPr>
+        <w:shd w:val="clear" w:color="auto" w:fill="FFFFFF"/>
+        <w:spacing w:after="0" w:line="240" w:lineRule="auto"/>
+        <w:ind w:left="4678"/>
+        <w:jc w:val="both"/>
+        <w:rPr>
+          <w:rFonts w:ascii="Times New Roman" w:eastAsia="Times New Roman" w:hAnsi="Times New Roman" w:cs="Times New Roman"/>
+          <w:sz w:val="24"/>
+          <w:szCs w:val="24"/>
+        </w:rPr>
+      </w:pPr>
+      <w:r>
+        <w:rPr>
+          <w:rFonts w:ascii="Times New Roman" w:eastAsia="Times New Roman" w:hAnsi="Times New Roman" w:cs="Times New Roman"/>
+          <w:sz w:val="24"/>
+          <w:szCs w:val="24"/>
+          <w:u w:val="single"/>
+        </w:rPr>
+        <w:t>_____</w:t>
+      </w:r>
+      <w:r>
+        <w:rPr>
+          <w:rFonts w:ascii="Times New Roman" w:eastAsia="Times New Roman" w:hAnsi="Times New Roman" w:cs="Times New Roman"/>
+          <w:sz w:val="24"/>
+          <w:szCs w:val="24"/>
+          <w:u w:val="single"/>
+        </w:rPr>
+        <w:t>Программная инженерия__________</w:t>
+      </w:r>
+      <w:r>
+        <w:rPr>
+          <w:rFonts w:ascii="Times New Roman" w:eastAsia="Times New Roman" w:hAnsi="Times New Roman" w:cs="Times New Roman"/>
+          <w:sz w:val="24"/>
+          <w:szCs w:val="24"/>
+          <w:u w:val="single"/>
+        </w:rPr>
+        <w:t xml:space="preserve"> </w:t>
+      </w:r>
+      <w:r>
+        <w:rPr>
+          <w:rFonts w:ascii="Times New Roman" w:eastAsia="Times New Roman" w:hAnsi="Times New Roman" w:cs="Times New Roman"/>
+          <w:sz w:val="24"/>
+          <w:szCs w:val="24"/>
+        </w:rPr>
+        <w:t>____________________________________</w:t>
+      </w:r>
+    </w:p>
+    <w:p>
+      <w:pPr>
+        <w:shd w:val="clear" w:color="auto" w:fill="FFFFFF"/>
+        <w:spacing w:after="0" w:line="240" w:lineRule="auto"/>
+        <w:ind w:left="4678"/>
+        <w:jc w:val="both"/>
+        <w:rPr>
+          <w:rFonts w:ascii="Times New Roman" w:eastAsia="Times New Roman" w:hAnsi="Times New Roman" w:cs="Times New Roman"/>
+          <w:sz w:val="24"/>
+          <w:szCs w:val="24"/>
+        </w:rPr>
+      </w:pPr>
+      <w:r>
+        <w:rPr>
+          <w:rFonts w:ascii="Times New Roman" w:eastAsia="Times New Roman" w:hAnsi="Times New Roman" w:cs="Times New Roman"/>
+          <w:sz w:val="24"/>
+          <w:szCs w:val="24"/>
+        </w:rPr>
+        <w:t xml:space="preserve">                             (подпись)</w:t>
+      </w:r>
+    </w:p>
+    <w:p>
+      <w:pPr>
+        <w:shd w:val="clear" w:color="auto" w:fill="FFFFFF"/>
+        <w:spacing w:after="0" w:line="240" w:lineRule="auto"/>
+        <w:ind w:left="4678"/>
+        <w:jc w:val="both"/>
+        <w:rPr>
+          <w:rFonts w:ascii="Times New Roman" w:eastAsia="Times New Roman" w:hAnsi="Times New Roman" w:cs="Times New Roman"/>
+          <w:sz w:val="24"/>
+          <w:szCs w:val="24"/>
+        </w:rPr>
+      </w:pPr>
+      <w:r>
+        <w:rPr>
+          <w:rFonts w:ascii="Times New Roman" w:eastAsia="Times New Roman" w:hAnsi="Times New Roman" w:cs="Times New Roman"/>
+          <w:sz w:val="24"/>
+          <w:szCs w:val="24"/>
+        </w:rPr>
+        <w:t>«____» ____________ 20___г.</w:t>
+      </w:r>
+    </w:p>
+    <w:tbl>
+      <w:tblPr>
+        <w:tblW w:w="9889" w:type="dxa"/>
+        <w:tblInd w:w="-34" w:type="dxa"/>
+        <w:tblLayout w:type="fixed"/>
+        <w:tblLook w:val="01E0" w:firstRow="1" w:lastRow="1" w:firstColumn="1" w:lastColumn="1" w:noHBand="0" w:noVBand="0"/>
+      </w:tblPr>
+      <w:tblGrid>
+        <w:gridCol w:w="4786"/>
+        <w:gridCol w:w="5103"/>
+      </w:tblGrid>
+      <w:tr>
+        <w:tc>
+          <w:tcPr>
+            <w:tcW w:w="4786" w:type="dxa"/>
+          </w:tcPr>
+          <w:p>
+            <w:pPr>
+              <w:suppressAutoHyphens/>
+              <w:spacing w:after="0" w:line="240" w:lineRule="auto"/>
+              <w:jc w:val="both"/>
+              <w:rPr>
+                <w:rFonts w:ascii="Times New Roman" w:eastAsia="Times New Roman" w:hAnsi="Times New Roman" w:cs="Times New Roman"/>
+                <w:b/>
+                <w:sz w:val="24"/>
+                <w:szCs w:val="24"/>
+                <w:lang w:eastAsia="ar-SA"/>
+              </w:rPr>
+            </w:pPr>
+          </w:p>
+          <w:p>
+            <w:pPr>
+              <w:suppressAutoHyphens/>
+              <w:spacing w:after="0" w:line="240" w:lineRule="auto"/>
+              <w:jc w:val="both"/>
+              <w:rPr>
+                <w:rFonts w:ascii="Times New Roman" w:eastAsia="Times New Roman" w:hAnsi="Times New Roman" w:cs="Times New Roman"/>
+                <w:b/>
+                <w:sz w:val="24"/>
+                <w:szCs w:val="24"/>
+                <w:lang w:eastAsia="ar-SA"/>
+              </w:rPr>
+            </w:pPr>
+          </w:p>
+          <w:p>
+            <w:pPr>
+              <w:suppressAutoHyphens/>
+              <w:spacing w:after="0" w:line="240" w:lineRule="auto"/>
+              <w:jc w:val="both"/>
+              <w:rPr>
+                <w:rFonts w:ascii="Times New Roman" w:eastAsia="Times New Roman" w:hAnsi="Times New Roman" w:cs="Times New Roman"/>
+                <w:b/>
+                <w:sz w:val="24"/>
+                <w:szCs w:val="24"/>
+                <w:lang w:eastAsia="ar-SA"/>
+              </w:rPr>
+            </w:pPr>
+          </w:p>
+          <w:p>
+            <w:pPr>
+              <w:suppressAutoHyphens/>
+              <w:spacing w:after="0" w:line="240" w:lineRule="auto"/>
+              <w:jc w:val="both"/>
+              <w:rPr>
+                <w:rFonts w:ascii="Times New Roman" w:eastAsia="Times New Roman" w:hAnsi="Times New Roman" w:cs="Times New Roman"/>
+                <w:b/>
+                <w:sz w:val="24"/>
+                <w:szCs w:val="24"/>
+                <w:lang w:eastAsia="ar-SA"/>
+              </w:rPr>
+            </w:pPr>
+          </w:p>
+        </w:tc>
+        <w:tc>
+          <w:tcPr>
+            <w:tcW w:w="5103" w:type="dxa"/>
+          </w:tcPr>
+          <w:p>
+            <w:pPr>
+              <w:shd w:val="clear" w:color="auto" w:fill="FFFFFF"/>
+              <w:suppressAutoHyphens/>
+              <w:spacing w:after="0" w:line="240" w:lineRule="auto"/>
+              <w:ind w:left="4820" w:hanging="4894"/>
+              <w:jc w:val="both"/>
+              <w:rPr>
+                <w:rFonts w:ascii="Times New Roman" w:eastAsia="Times New Roman" w:hAnsi="Times New Roman" w:cs="Times New Roman"/>
+                <w:sz w:val="24"/>
+                <w:szCs w:val="24"/>
+                <w:lang w:eastAsia="ar-SA"/>
+              </w:rPr>
+            </w:pPr>
+          </w:p>
+          <w:p>
+            <w:pPr>
+              <w:shd w:val="clear" w:color="auto" w:fill="FFFFFF"/>
+              <w:suppressAutoHyphens/>
+              <w:spacing w:after="0" w:line="240" w:lineRule="auto"/>
+              <w:ind w:left="4820" w:hanging="4894"/>
+              <w:jc w:val="both"/>
+              <w:rPr>
+                <w:rFonts w:ascii="Times New Roman" w:eastAsia="Times New Roman" w:hAnsi="Times New Roman" w:cs="Times New Roman"/>
+                <w:sz w:val="24"/>
+                <w:szCs w:val="24"/>
+                <w:lang w:eastAsia="ar-SA"/>
+              </w:rPr>
+            </w:pPr>
+          </w:p>
+          <w:p>
+            <w:pPr>
+              <w:shd w:val="clear" w:color="auto" w:fill="FFFFFF"/>
+              <w:suppressAutoHyphens/>
+              <w:spacing w:after="0" w:line="240" w:lineRule="auto"/>
+              <w:ind w:left="4820" w:hanging="4894"/>
+              <w:jc w:val="both"/>
+              <w:rPr>
+                <w:rFonts w:ascii="Times New Roman" w:eastAsia="Times New Roman" w:hAnsi="Times New Roman" w:cs="Times New Roman"/>
+                <w:sz w:val="24"/>
+                <w:szCs w:val="24"/>
+                <w:lang w:eastAsia="ar-SA"/>
+              </w:rPr>
+            </w:pPr>
+          </w:p>
+          <w:p>
+            <w:pPr>
+              <w:shd w:val="clear" w:color="auto" w:fill="FFFFFF"/>
+              <w:suppressAutoHyphens/>
+              <w:spacing w:after="0" w:line="240" w:lineRule="auto"/>
+              <w:ind w:left="4820" w:hanging="4894"/>
+              <w:jc w:val="both"/>
+              <w:rPr>
+                <w:rFonts w:ascii="Times New Roman" w:eastAsia="Times New Roman" w:hAnsi="Times New Roman" w:cs="Times New Roman"/>
+                <w:sz w:val="24"/>
+                <w:szCs w:val="24"/>
+                <w:lang w:eastAsia="ar-SA"/>
+              </w:rPr>
+            </w:pPr>
+            <w:r>
+              <w:rPr>
+                <w:rFonts w:ascii="Times New Roman" w:eastAsia="Times New Roman" w:hAnsi="Times New Roman" w:cs="Times New Roman"/>
+                <w:sz w:val="24"/>
+                <w:szCs w:val="24"/>
+                <w:lang w:eastAsia="ar-SA"/>
+              </w:rPr>
+              <w:t>Научный руководитель</w:t>
+            </w:r>
+          </w:p>
+          <w:p>
+            <w:pPr>
+              <w:shd w:val="clear" w:color="auto" w:fill="FFFFFF"/>
+              <w:suppressAutoHyphens/>
+              <w:spacing w:after="0" w:line="240" w:lineRule="auto"/>
+              <w:ind w:left="4820" w:hanging="4894"/>
+              <w:jc w:val="both"/>
+              <w:rPr>
+                <w:rFonts w:ascii="Times New Roman" w:eastAsia="Times New Roman" w:hAnsi="Times New Roman" w:cs="Times New Roman"/>
+                <w:b/>
+                <w:sz w:val="24"/>
+                <w:szCs w:val="24"/>
+                <w:lang w:eastAsia="ar-SA"/>
+              </w:rPr>
+            </w:pPr>
+            <w:r>
+              <w:rPr>
+                <w:rFonts w:ascii="Times New Roman" w:eastAsia="Times New Roman" w:hAnsi="Times New Roman" w:cs="Times New Roman"/>
+                <w:sz w:val="24"/>
+                <w:szCs w:val="24"/>
+                <w:lang w:eastAsia="ar-SA"/>
+              </w:rPr>
+              <w:t>Фамилия, имя, отчество_________________</w:t>
+            </w:r>
+          </w:p>
+          <w:p>
+            <w:pPr>
+              <w:shd w:val="clear" w:color="auto" w:fill="FFFFFF"/>
+              <w:suppressAutoHyphens/>
+              <w:spacing w:after="0" w:line="240" w:lineRule="auto"/>
+              <w:ind w:left="4820" w:hanging="4894"/>
+              <w:jc w:val="both"/>
+              <w:rPr>
+                <w:rFonts w:ascii="Times New Roman" w:eastAsia="Times New Roman" w:hAnsi="Times New Roman" w:cs="Times New Roman"/>
+                <w:sz w:val="24"/>
+                <w:szCs w:val="24"/>
+                <w:lang w:eastAsia="ar-SA"/>
+              </w:rPr>
+            </w:pPr>
+            <w:r>
+              <w:rPr>
+                <w:rFonts w:ascii="Times New Roman" w:eastAsia="Times New Roman" w:hAnsi="Times New Roman" w:cs="Times New Roman"/>
+                <w:sz w:val="24"/>
+                <w:szCs w:val="24"/>
+                <w:lang w:eastAsia="ar-SA"/>
+              </w:rPr>
+              <w:t>Должность____________________________</w:t>
+            </w:r>
+          </w:p>
+          <w:p>
+            <w:pPr>
+              <w:shd w:val="clear" w:color="auto" w:fill="FFFFFF"/>
+              <w:suppressAutoHyphens/>
+              <w:spacing w:after="0" w:line="240" w:lineRule="auto"/>
+              <w:ind w:left="4820" w:hanging="4894"/>
+              <w:jc w:val="both"/>
+              <w:rPr>
+                <w:rFonts w:ascii="Times New Roman" w:eastAsia="Times New Roman" w:hAnsi="Times New Roman" w:cs="Times New Roman"/>
+                <w:sz w:val="24"/>
+                <w:szCs w:val="24"/>
+                <w:lang w:eastAsia="ar-SA"/>
+              </w:rPr>
+            </w:pPr>
+            <w:r>
+              <w:rPr>
+                <w:rFonts w:ascii="Times New Roman" w:eastAsia="Times New Roman" w:hAnsi="Times New Roman" w:cs="Times New Roman"/>
+                <w:sz w:val="24"/>
+                <w:szCs w:val="24"/>
+                <w:lang w:eastAsia="ar-SA"/>
+              </w:rPr>
+              <w:t>Ученая степень ________________________</w:t>
+            </w:r>
+          </w:p>
+          <w:p>
+            <w:pPr>
+              <w:shd w:val="clear" w:color="auto" w:fill="FFFFFF"/>
+              <w:suppressAutoHyphens/>
+              <w:spacing w:after="0" w:line="240" w:lineRule="auto"/>
+              <w:ind w:left="4820" w:hanging="4894"/>
+              <w:jc w:val="both"/>
+              <w:rPr>
+                <w:rFonts w:ascii="Times New Roman" w:eastAsia="Times New Roman" w:hAnsi="Times New Roman" w:cs="Times New Roman"/>
+                <w:sz w:val="24"/>
+                <w:szCs w:val="24"/>
+                <w:lang w:eastAsia="ar-SA"/>
+              </w:rPr>
+            </w:pPr>
+            <w:r>
+              <w:rPr>
+                <w:rFonts w:ascii="Times New Roman" w:eastAsia="Times New Roman" w:hAnsi="Times New Roman" w:cs="Times New Roman"/>
+                <w:sz w:val="24"/>
+                <w:szCs w:val="24"/>
+                <w:lang w:eastAsia="ar-SA"/>
+              </w:rPr>
+              <w:t>Ученое звание _________________________</w:t>
+            </w:r>
+          </w:p>
+          <w:p>
+            <w:pPr>
+              <w:shd w:val="clear" w:color="auto" w:fill="FFFFFF"/>
+              <w:suppressAutoHyphens/>
+              <w:spacing w:after="0" w:line="240" w:lineRule="auto"/>
+              <w:ind w:left="4820" w:hanging="4894"/>
+              <w:jc w:val="both"/>
+              <w:rPr>
+                <w:rFonts w:ascii="Times New Roman" w:eastAsia="Times New Roman" w:hAnsi="Times New Roman" w:cs="Times New Roman"/>
+                <w:sz w:val="24"/>
+                <w:szCs w:val="24"/>
+                <w:lang w:val="en-US" w:eastAsia="ar-SA"/>
+              </w:rPr>
+            </w:pPr>
+            <w:r>
+              <w:rPr>
+                <w:rFonts w:ascii="Times New Roman" w:eastAsia="Times New Roman" w:hAnsi="Times New Roman" w:cs="Times New Roman"/>
+                <w:sz w:val="24"/>
+                <w:szCs w:val="24"/>
+                <w:lang w:val="en-US" w:eastAsia="ar-SA"/>
+              </w:rPr>
+              <w:t>______________________________________</w:t>
+            </w:r>
+          </w:p>
+          <w:p>
+            <w:pPr>
+              <w:shd w:val="clear" w:color="auto" w:fill="FFFFFF"/>
+              <w:suppressAutoHyphens/>
+              <w:spacing w:after="0" w:line="240" w:lineRule="auto"/>
+              <w:jc w:val="both"/>
+              <w:rPr>
+                <w:rFonts w:ascii="Times New Roman" w:eastAsia="Times New Roman" w:hAnsi="Times New Roman" w:cs="Times New Roman"/>
+                <w:sz w:val="24"/>
+                <w:szCs w:val="24"/>
+                <w:lang w:val="en-US" w:eastAsia="ar-SA"/>
+              </w:rPr>
+            </w:pPr>
+            <w:r>
+              <w:rPr>
+                <w:rFonts w:ascii="Times New Roman" w:eastAsia="Times New Roman" w:hAnsi="Times New Roman" w:cs="Times New Roman"/>
+                <w:sz w:val="24"/>
+                <w:szCs w:val="24"/>
+                <w:lang w:val="en-US" w:eastAsia="ar-SA"/>
+              </w:rPr>
+              <w:t xml:space="preserve">                           (</w:t>
+            </w:r>
+            <w:proofErr w:type="spellStart"/>
+            <w:r>
+              <w:rPr>
+                <w:rFonts w:ascii="Times New Roman" w:eastAsia="Times New Roman" w:hAnsi="Times New Roman" w:cs="Times New Roman"/>
+                <w:sz w:val="24"/>
+                <w:szCs w:val="24"/>
+                <w:lang w:val="en-US" w:eastAsia="ar-SA"/>
+              </w:rPr>
+              <w:t>подпись</w:t>
+            </w:r>
+            <w:proofErr w:type="spellEnd"/>
+            <w:r>
+              <w:rPr>
+                <w:rFonts w:ascii="Times New Roman" w:eastAsia="Times New Roman" w:hAnsi="Times New Roman" w:cs="Times New Roman"/>
+                <w:sz w:val="24"/>
+                <w:szCs w:val="24"/>
+                <w:lang w:val="en-US" w:eastAsia="ar-SA"/>
+              </w:rPr>
+              <w:t>)</w:t>
+            </w:r>
+          </w:p>
+          <w:p>
+            <w:pPr>
+              <w:shd w:val="clear" w:color="auto" w:fill="FFFFFF"/>
+              <w:suppressAutoHyphens/>
+              <w:spacing w:after="0" w:line="240" w:lineRule="auto"/>
+              <w:jc w:val="both"/>
+              <w:rPr>
+                <w:rFonts w:ascii="Times New Roman" w:eastAsia="Times New Roman" w:hAnsi="Times New Roman" w:cs="Times New Roman"/>
+                <w:b/>
+                <w:sz w:val="24"/>
+                <w:szCs w:val="24"/>
+                <w:lang w:val="en-US" w:eastAsia="ar-SA"/>
+              </w:rPr>
+            </w:pPr>
+            <w:r>
+              <w:rPr>
+                <w:rFonts w:ascii="Times New Roman" w:eastAsia="Times New Roman" w:hAnsi="Times New Roman" w:cs="Times New Roman"/>
+                <w:sz w:val="24"/>
+                <w:szCs w:val="24"/>
+                <w:lang w:val="en-US" w:eastAsia="ar-SA"/>
+              </w:rPr>
+              <w:t>«</w:t>
+            </w:r>
+            <w:r>
+              <w:rPr>
+                <w:rFonts w:ascii="Times New Roman" w:eastAsia="Times New Roman" w:hAnsi="Times New Roman" w:cs="Times New Roman"/>
+                <w:color w:val="000000"/>
+                <w:spacing w:val="-4"/>
+                <w:sz w:val="24"/>
+                <w:szCs w:val="24"/>
+                <w:lang w:val="en-US" w:eastAsia="ar-SA"/>
+              </w:rPr>
+              <w:t>___» _________ 20____г.</w:t>
+            </w:r>
+          </w:p>
+          <w:p>
+            <w:pPr>
+              <w:shd w:val="clear" w:color="auto" w:fill="FFFFFF"/>
+              <w:suppressAutoHyphens/>
+              <w:spacing w:after="0" w:line="240" w:lineRule="auto"/>
+              <w:ind w:left="4820" w:hanging="4894"/>
+              <w:jc w:val="both"/>
+              <w:rPr>
+                <w:rFonts w:ascii="Times New Roman" w:eastAsia="Times New Roman" w:hAnsi="Times New Roman" w:cs="Times New Roman"/>
+                <w:b/>
+                <w:sz w:val="24"/>
+                <w:szCs w:val="24"/>
+                <w:lang w:val="en-US" w:eastAsia="ar-SA"/>
+              </w:rPr>
+            </w:pPr>
+          </w:p>
+          <w:p>
+            <w:pPr>
+              <w:shd w:val="clear" w:color="auto" w:fill="FFFFFF"/>
+              <w:suppressAutoHyphens/>
+              <w:spacing w:after="0" w:line="240" w:lineRule="auto"/>
+              <w:ind w:left="4820" w:hanging="4894"/>
+              <w:jc w:val="both"/>
+              <w:rPr>
+                <w:rFonts w:ascii="Times New Roman" w:eastAsia="Times New Roman" w:hAnsi="Times New Roman" w:cs="Times New Roman"/>
+                <w:b/>
+                <w:sz w:val="24"/>
+                <w:szCs w:val="24"/>
+                <w:lang w:val="en-US" w:eastAsia="ar-SA"/>
+              </w:rPr>
+            </w:pPr>
+          </w:p>
+          <w:p>
+            <w:pPr>
+              <w:shd w:val="clear" w:color="auto" w:fill="FFFFFF"/>
+              <w:suppressAutoHyphens/>
+              <w:spacing w:after="0" w:line="240" w:lineRule="auto"/>
+              <w:jc w:val="both"/>
+              <w:rPr>
+                <w:rFonts w:ascii="Times New Roman" w:eastAsia="Times New Roman" w:hAnsi="Times New Roman" w:cs="Times New Roman"/>
+                <w:b/>
+                <w:sz w:val="24"/>
+                <w:szCs w:val="24"/>
+                <w:lang w:eastAsia="ar-SA"/>
+              </w:rPr>
+            </w:pPr>
+          </w:p>
+          <w:p>
+            <w:pPr>
+              <w:shd w:val="clear" w:color="auto" w:fill="FFFFFF"/>
+              <w:suppressAutoHyphens/>
+              <w:spacing w:after="0" w:line="240" w:lineRule="auto"/>
+              <w:ind w:left="4820" w:hanging="4894"/>
+              <w:jc w:val="both"/>
+              <w:rPr>
+                <w:rFonts w:ascii="Times New Roman" w:eastAsia="Times New Roman" w:hAnsi="Times New Roman" w:cs="Times New Roman"/>
+                <w:b/>
+                <w:sz w:val="24"/>
+                <w:szCs w:val="24"/>
+                <w:lang w:val="en-US" w:eastAsia="ar-SA"/>
+              </w:rPr>
+            </w:pPr>
+          </w:p>
+          <w:p>
+            <w:pPr>
+              <w:shd w:val="clear" w:color="auto" w:fill="FFFFFF"/>
+              <w:suppressAutoHyphens/>
+              <w:spacing w:after="0" w:line="240" w:lineRule="auto"/>
+              <w:ind w:left="4820" w:hanging="4894"/>
+              <w:jc w:val="both"/>
+              <w:rPr>
+                <w:rFonts w:ascii="Times New Roman" w:eastAsia="Times New Roman" w:hAnsi="Times New Roman" w:cs="Times New Roman"/>
+                <w:b/>
+                <w:sz w:val="24"/>
+                <w:szCs w:val="24"/>
+                <w:lang w:val="en-US" w:eastAsia="ar-SA"/>
+              </w:rPr>
+            </w:pPr>
+          </w:p>
+          <w:p>
+            <w:pPr>
+              <w:shd w:val="clear" w:color="auto" w:fill="FFFFFF"/>
+              <w:suppressAutoHyphens/>
+              <w:spacing w:after="0" w:line="240" w:lineRule="auto"/>
+              <w:ind w:left="4820" w:hanging="4894"/>
+              <w:jc w:val="both"/>
+              <w:rPr>
+                <w:rFonts w:ascii="Times New Roman" w:eastAsia="Times New Roman" w:hAnsi="Times New Roman" w:cs="Times New Roman"/>
+                <w:b/>
+                <w:sz w:val="24"/>
+                <w:szCs w:val="24"/>
+                <w:lang w:val="en-US" w:eastAsia="ar-SA"/>
+              </w:rPr>
+            </w:pPr>
+          </w:p>
+          <w:p>
+            <w:pPr>
+              <w:shd w:val="clear" w:color="auto" w:fill="FFFFFF"/>
+              <w:suppressAutoHyphens/>
+              <w:spacing w:after="0" w:line="240" w:lineRule="auto"/>
+              <w:ind w:left="4820" w:hanging="4894"/>
+              <w:jc w:val="both"/>
+              <w:rPr>
+                <w:rFonts w:ascii="Times New Roman" w:eastAsia="Times New Roman" w:hAnsi="Times New Roman" w:cs="Times New Roman"/>
+                <w:b/>
+                <w:sz w:val="24"/>
+                <w:szCs w:val="24"/>
+                <w:lang w:val="en-US" w:eastAsia="ar-SA"/>
+              </w:rPr>
+            </w:pPr>
+          </w:p>
+        </w:tc>
+      </w:tr>
+    </w:tbl>
+    <w:p>
+      <w:pPr>
+        <w:shd w:val="clear" w:color="auto" w:fill="FFFFFF"/>
+        <w:suppressAutoHyphens/>
+        <w:spacing w:after="0" w:line="240" w:lineRule="auto"/>
+        <w:jc w:val="center"/>
+        <w:rPr>
+          <w:rFonts w:ascii="Times New Roman" w:eastAsia="Times New Roman" w:hAnsi="Times New Roman" w:cs="Times New Roman"/>
+          <w:sz w:val="24"/>
+          <w:szCs w:val="24"/>
+          <w:lang w:eastAsia="ar-SA"/>
+        </w:rPr>
+      </w:pPr>
+      <w:r>
+        <w:rPr>
+          <w:rFonts w:ascii="Times New Roman" w:eastAsia="Times New Roman" w:hAnsi="Times New Roman" w:cs="Times New Roman"/>
+          <w:sz w:val="24"/>
+          <w:szCs w:val="24"/>
+          <w:lang w:eastAsia="ar-SA"/>
+        </w:rPr>
+        <w:t>Челябинск</w:t>
+      </w:r>
+    </w:p>
+    <w:p>
+      <w:pPr>
+        <w:shd w:val="clear" w:color="auto" w:fill="FFFFFF"/>
+        <w:suppressAutoHyphens/>
+        <w:spacing w:after="0" w:line="240" w:lineRule="auto"/>
+        <w:jc w:val="center"/>
+        <w:rPr>
+          <w:rFonts w:ascii="Times New Roman" w:eastAsia="Times New Roman" w:hAnsi="Times New Roman" w:cs="Times New Roman"/>
+          <w:sz w:val="24"/>
+          <w:szCs w:val="24"/>
+        </w:rPr>
+      </w:pPr>
+      <w:r>
+        <w:rPr>
+          <w:rFonts w:ascii="Times New Roman" w:eastAsia="Times New Roman" w:hAnsi="Times New Roman" w:cs="Times New Roman"/>
+          <w:sz w:val="24"/>
+          <w:szCs w:val="24"/>
+          <w:lang w:eastAsia="ar-SA"/>
+        </w:rPr>
+        <w:t>2024</w:t>
+      </w:r>
       <w:r>
         <w:br w:type="page"/>
       </w:r>
     </w:p>
     <w:p>
       <w:pPr>
-        <w:spacing w:after="200" w:line="240" w:lineRule="auto"/>
+        <w:spacing w:after="360" w:line="240" w:lineRule="auto"/>
+        <w:jc w:val="center"/>
         <w:rPr>
           <w:rFonts w:ascii="Times New Roman" w:eastAsia="Times New Roman" w:hAnsi="Times New Roman" w:cs="Times New Roman"/>
           <w:sz w:val="24"/>
@@ -34,32 +1237,18 @@
           <w:lang w:eastAsia="ru-RU"/>
         </w:rPr>
         <w:lastRenderedPageBreak/>
-        <w:t>Тема курсовой работы: Разработка базы данных для предметной области «Музей»</w:t>
-      </w:r>
-    </w:p>
-    <w:p>
-      <w:pPr>
-        <w:spacing w:after="360" w:line="240" w:lineRule="auto"/>
-        <w:jc w:val="center"/>
-        <w:rPr>
-          <w:rFonts w:ascii="Times New Roman" w:eastAsia="Times New Roman" w:hAnsi="Times New Roman" w:cs="Times New Roman"/>
-          <w:b/>
-          <w:sz w:val="24"/>
-          <w:szCs w:val="24"/>
-          <w:lang w:eastAsia="ru-RU"/>
-        </w:rPr>
-      </w:pPr>
-      <w:r>
-        <w:rPr>
-          <w:rFonts w:ascii="Times New Roman" w:eastAsia="Times New Roman" w:hAnsi="Times New Roman" w:cs="Times New Roman"/>
-          <w:b/>
+        <w:t>Л</w:t>
+      </w:r>
+      <w:r>
+        <w:rPr>
+          <w:rFonts w:ascii="Times New Roman" w:eastAsia="Times New Roman" w:hAnsi="Times New Roman" w:cs="Times New Roman"/>
           <w:bCs/>
           <w:color w:val="000000"/>
           <w:sz w:val="28"/>
           <w:szCs w:val="28"/>
           <w:lang w:eastAsia="ru-RU"/>
         </w:rPr>
-        <w:t>Лист задания</w:t>
+        <w:t>ист задания</w:t>
       </w:r>
     </w:p>
     <w:p>
@@ -68,7 +1257,12 @@
           <w:ilvl w:val="0"/>
           <w:numId w:val="1"/>
         </w:numPr>
-        <w:spacing w:after="200" w:line="240" w:lineRule="auto"/>
+        <w:tabs>
+          <w:tab w:val="clear" w:pos="720"/>
+          <w:tab w:val="num" w:pos="360"/>
+        </w:tabs>
+        <w:spacing w:after="0" w:line="240" w:lineRule="auto"/>
+        <w:ind w:left="0" w:firstLine="0"/>
         <w:textAlignment w:val="baseline"/>
         <w:rPr>
           <w:rFonts w:ascii="Times New Roman" w:eastAsia="Times New Roman" w:hAnsi="Times New Roman" w:cs="Times New Roman"/>
@@ -93,7 +1287,7 @@
     </w:p>
     <w:p>
       <w:pPr>
-        <w:spacing w:after="200" w:line="240" w:lineRule="auto"/>
+        <w:spacing w:after="0" w:line="240" w:lineRule="auto"/>
         <w:rPr>
           <w:rFonts w:ascii="Times New Roman" w:eastAsia="Times New Roman" w:hAnsi="Times New Roman" w:cs="Times New Roman"/>
           <w:sz w:val="24"/>
@@ -101,6 +1295,16 @@
           <w:lang w:eastAsia="ru-RU"/>
         </w:rPr>
       </w:pPr>
+      <w:r>
+        <w:rPr>
+          <w:rFonts w:ascii="Times New Roman" w:eastAsia="Times New Roman" w:hAnsi="Times New Roman" w:cs="Times New Roman"/>
+          <w:color w:val="000000"/>
+          <w:sz w:val="28"/>
+          <w:szCs w:val="28"/>
+          <w:lang w:eastAsia="ru-RU"/>
+        </w:rPr>
+        <w:t>Разрабатываемая</w:t>
+      </w:r>
       <w:r>
         <w:rPr>
           <w:rFonts w:ascii="Times New Roman" w:eastAsia="Times New Roman" w:hAnsi="Times New Roman" w:cs="Times New Roman"/>
@@ -110,7 +1314,7 @@
           <w:szCs w:val="28"/>
           <w:lang w:eastAsia="ru-RU"/>
         </w:rPr>
-        <w:t> </w:t>
+        <w:t xml:space="preserve"> </w:t>
       </w:r>
       <w:r>
         <w:rPr>
@@ -120,41 +1324,18 @@
           <w:szCs w:val="28"/>
           <w:lang w:eastAsia="ru-RU"/>
         </w:rPr>
-        <w:t>Разрабатываемая</w:t>
-      </w:r>
-      <w:r>
-        <w:rPr>
-          <w:rFonts w:ascii="Times New Roman" w:eastAsia="Times New Roman" w:hAnsi="Times New Roman" w:cs="Times New Roman"/>
-          <w:bCs/>
+        <w:t xml:space="preserve">система должна хранить в себе информацию о деятельности музея, т.е. о залах, экспонатах, сотрудниках. Мы должны иметь представление, какой экспонат в каком месте </w:t>
+      </w:r>
+      <w:r>
+        <w:rPr>
+          <w:rFonts w:ascii="Times New Roman" w:eastAsia="Times New Roman" w:hAnsi="Times New Roman" w:cs="Times New Roman"/>
           <w:color w:val="000000"/>
           <w:sz w:val="28"/>
           <w:szCs w:val="28"/>
           <w:lang w:eastAsia="ru-RU"/>
         </w:rPr>
-        <w:t xml:space="preserve"> </w:t>
-      </w:r>
-      <w:r>
-        <w:rPr>
-          <w:rFonts w:ascii="Times New Roman" w:eastAsia="Times New Roman" w:hAnsi="Times New Roman" w:cs="Times New Roman"/>
-          <w:color w:val="000000"/>
-          <w:sz w:val="28"/>
-          <w:szCs w:val="28"/>
-          <w:lang w:eastAsia="ru-RU"/>
-        </w:rPr>
-        <w:t xml:space="preserve">система должна хранить в себе информацию о деятельности музея, т.е. о залах, экспонатах, сотрудниках. Мы должны иметь представление, какой экспонат в каком месте </w:t>
-      </w:r>
-      <w:proofErr w:type="gramStart"/>
-      <w:r>
-        <w:rPr>
-          <w:rFonts w:ascii="Times New Roman" w:eastAsia="Times New Roman" w:hAnsi="Times New Roman" w:cs="Times New Roman"/>
-          <w:color w:val="000000"/>
-          <w:sz w:val="28"/>
-          <w:szCs w:val="28"/>
-          <w:lang w:eastAsia="ru-RU"/>
-        </w:rPr>
-        <w:t>находится</w:t>
-      </w:r>
-      <w:proofErr w:type="gramEnd"/>
+        <w:t>находится,</w:t>
+      </w:r>
       <w:r>
         <w:rPr>
           <w:rFonts w:ascii="Times New Roman" w:eastAsia="Times New Roman" w:hAnsi="Times New Roman" w:cs="Times New Roman"/>
@@ -211,7 +1392,6 @@
         </w:rPr>
         <w:t xml:space="preserve">В качестве первичных документов для решения данной задачи </w:t>
       </w:r>
-      <w:proofErr w:type="gramStart"/>
       <w:r>
         <w:rPr>
           <w:rFonts w:ascii="Times New Roman" w:eastAsia="Times New Roman" w:hAnsi="Times New Roman" w:cs="Times New Roman"/>
@@ -220,9 +1400,8 @@
           <w:szCs w:val="28"/>
           <w:lang w:eastAsia="ru-RU"/>
         </w:rPr>
-        <w:t>используются :</w:t>
-      </w:r>
-      <w:proofErr w:type="gramEnd"/>
+        <w:t>используются:</w:t>
+      </w:r>
     </w:p>
     <w:tbl>
       <w:tblPr>
@@ -1653,17 +2832,6 @@
     <w:p>
       <w:pPr>
         <w:spacing w:after="0" w:line="240" w:lineRule="auto"/>
-        <w:rPr>
-          <w:rFonts w:ascii="Times New Roman" w:eastAsia="Times New Roman" w:hAnsi="Times New Roman" w:cs="Times New Roman"/>
-          <w:sz w:val="24"/>
-          <w:szCs w:val="24"/>
-          <w:lang w:eastAsia="ru-RU"/>
-        </w:rPr>
-      </w:pPr>
-    </w:p>
-    <w:p>
-      <w:pPr>
-        <w:spacing w:after="0" w:line="240" w:lineRule="auto"/>
         <w:ind w:left="-30"/>
         <w:rPr>
           <w:rFonts w:ascii="Times New Roman" w:eastAsia="Times New Roman" w:hAnsi="Times New Roman" w:cs="Times New Roman"/>
@@ -1966,26 +3134,6 @@
     </w:p>
     <w:p>
       <w:pPr>
-        <w:spacing w:after="0" w:line="240" w:lineRule="auto"/>
-        <w:rPr>
-          <w:rFonts w:ascii="Times New Roman" w:eastAsia="Times New Roman" w:hAnsi="Times New Roman" w:cs="Times New Roman"/>
-          <w:sz w:val="24"/>
-          <w:szCs w:val="24"/>
-          <w:lang w:eastAsia="ru-RU"/>
-        </w:rPr>
-      </w:pPr>
-      <w:r>
-        <w:rPr>
-          <w:rFonts w:ascii="Times New Roman" w:eastAsia="Times New Roman" w:hAnsi="Times New Roman" w:cs="Times New Roman"/>
-          <w:sz w:val="24"/>
-          <w:szCs w:val="24"/>
-          <w:lang w:eastAsia="ru-RU"/>
-        </w:rPr>
-        <w:br/>
-      </w:r>
-    </w:p>
-    <w:p>
-      <w:pPr>
         <w:numPr>
           <w:ilvl w:val="0"/>
           <w:numId w:val="3"/>
@@ -2039,7 +3187,6 @@
           <w:szCs w:val="28"/>
           <w:lang w:eastAsia="ru-RU"/>
         </w:rPr>
-        <w:lastRenderedPageBreak/>
         <w:t xml:space="preserve">Выполнить </w:t>
       </w:r>
       <w:proofErr w:type="spellStart"/>
@@ -2179,6 +3326,7 @@
           <w:szCs w:val="28"/>
           <w:lang w:eastAsia="ru-RU"/>
         </w:rPr>
+        <w:lastRenderedPageBreak/>
         <w:t>Вывести всю информацию о экспонатах, которые поступили в музей совсем недавно (на протяжении последнего полугодия);</w:t>
       </w:r>
     </w:p>
@@ -2349,22 +3497,443 @@
         <w:t>Содержание</w:t>
       </w:r>
     </w:p>
-    <w:p>
-      <w:pPr>
-        <w:rPr>
-          <w:rFonts w:ascii="Times New Roman" w:hAnsi="Times New Roman" w:cs="Times New Roman"/>
-          <w:sz w:val="28"/>
-          <w:szCs w:val="28"/>
-        </w:rPr>
-      </w:pPr>
-      <w:r>
-        <w:rPr>
-          <w:rFonts w:ascii="Times New Roman" w:hAnsi="Times New Roman" w:cs="Times New Roman"/>
-          <w:sz w:val="28"/>
-          <w:szCs w:val="28"/>
-        </w:rPr>
-        <w:br w:type="page"/>
-      </w:r>
+    <w:tbl>
+      <w:tblPr>
+        <w:tblStyle w:val="TableGrid"/>
+        <w:tblW w:w="10117" w:type="dxa"/>
+        <w:tblInd w:w="-803" w:type="dxa"/>
+        <w:tblLook w:val="04A0" w:firstRow="1" w:lastRow="0" w:firstColumn="1" w:lastColumn="0" w:noHBand="0" w:noVBand="1"/>
+      </w:tblPr>
+      <w:tblGrid>
+        <w:gridCol w:w="9621"/>
+        <w:gridCol w:w="496"/>
+      </w:tblGrid>
+      <w:tr>
+        <w:trPr>
+          <w:trHeight w:val="430"/>
+        </w:trPr>
+        <w:tc>
+          <w:tcPr>
+            <w:tcW w:w="9621" w:type="dxa"/>
+            <w:hideMark/>
+          </w:tcPr>
+          <w:p>
+            <w:pPr>
+              <w:spacing w:after="120"/>
+              <w:ind w:left="720"/>
+              <w:rPr>
+                <w:rFonts w:ascii="Times New Roman" w:hAnsi="Times New Roman" w:cs="Times New Roman"/>
+                <w:sz w:val="28"/>
+                <w:szCs w:val="28"/>
+              </w:rPr>
+            </w:pPr>
+            <w:r>
+              <w:rPr>
+                <w:rFonts w:ascii="Times New Roman" w:hAnsi="Times New Roman" w:cs="Times New Roman"/>
+                <w:sz w:val="28"/>
+                <w:szCs w:val="28"/>
+              </w:rPr>
+              <w:br w:type="page"/>
+            </w:r>
+            <w:r>
+              <w:rPr>
+                <w:rFonts w:ascii="Times New Roman" w:hAnsi="Times New Roman" w:cs="Times New Roman"/>
+                <w:sz w:val="28"/>
+                <w:szCs w:val="28"/>
+              </w:rPr>
+              <w:t xml:space="preserve">Анализ предметной области </w:t>
+            </w:r>
+          </w:p>
+        </w:tc>
+        <w:tc>
+          <w:tcPr>
+            <w:tcW w:w="496" w:type="dxa"/>
+            <w:hideMark/>
+          </w:tcPr>
+          <w:p>
+            <w:pPr>
+              <w:spacing w:after="120"/>
+              <w:rPr>
+                <w:rFonts w:ascii="Times New Roman" w:hAnsi="Times New Roman" w:cs="Times New Roman"/>
+                <w:color w:val="000000"/>
+                <w:sz w:val="28"/>
+                <w:szCs w:val="28"/>
+              </w:rPr>
+            </w:pPr>
+            <w:r>
+              <w:rPr>
+                <w:rFonts w:ascii="Times New Roman" w:hAnsi="Times New Roman" w:cs="Times New Roman"/>
+                <w:color w:val="000000"/>
+                <w:sz w:val="28"/>
+                <w:szCs w:val="28"/>
+              </w:rPr>
+              <w:t>4</w:t>
+            </w:r>
+          </w:p>
+        </w:tc>
+      </w:tr>
+      <w:tr>
+        <w:trPr>
+          <w:trHeight w:val="315"/>
+        </w:trPr>
+        <w:tc>
+          <w:tcPr>
+            <w:tcW w:w="9621" w:type="dxa"/>
+          </w:tcPr>
+          <w:p>
+            <w:pPr>
+              <w:spacing w:after="120"/>
+              <w:ind w:left="720"/>
+              <w:rPr>
+                <w:rFonts w:ascii="Times New Roman" w:hAnsi="Times New Roman" w:cs="Times New Roman"/>
+                <w:sz w:val="28"/>
+                <w:szCs w:val="28"/>
+              </w:rPr>
+            </w:pPr>
+            <w:r>
+              <w:rPr>
+                <w:rFonts w:ascii="Times New Roman" w:hAnsi="Times New Roman" w:cs="Times New Roman"/>
+                <w:sz w:val="28"/>
+                <w:szCs w:val="28"/>
+              </w:rPr>
+              <w:t>Концептуальная модель БД</w:t>
+            </w:r>
+          </w:p>
+        </w:tc>
+        <w:tc>
+          <w:tcPr>
+            <w:tcW w:w="496" w:type="dxa"/>
+            <w:hideMark/>
+          </w:tcPr>
+          <w:p>
+            <w:pPr>
+              <w:spacing w:after="120"/>
+              <w:rPr>
+                <w:rFonts w:ascii="Times New Roman" w:hAnsi="Times New Roman" w:cs="Times New Roman"/>
+                <w:color w:val="000000"/>
+                <w:sz w:val="28"/>
+                <w:szCs w:val="28"/>
+              </w:rPr>
+            </w:pPr>
+          </w:p>
+        </w:tc>
+      </w:tr>
+      <w:tr>
+        <w:trPr>
+          <w:trHeight w:val="340"/>
+        </w:trPr>
+        <w:tc>
+          <w:tcPr>
+            <w:tcW w:w="9621" w:type="dxa"/>
+          </w:tcPr>
+          <w:p>
+            <w:pPr>
+              <w:spacing w:after="120"/>
+              <w:ind w:left="720"/>
+              <w:rPr>
+                <w:rFonts w:ascii="Times New Roman" w:hAnsi="Times New Roman" w:cs="Times New Roman"/>
+                <w:sz w:val="28"/>
+                <w:szCs w:val="28"/>
+              </w:rPr>
+            </w:pPr>
+            <w:r>
+              <w:rPr>
+                <w:rFonts w:ascii="Times New Roman" w:hAnsi="Times New Roman" w:cs="Times New Roman"/>
+                <w:sz w:val="28"/>
+                <w:szCs w:val="28"/>
+              </w:rPr>
+              <w:t>Логическая модель БД</w:t>
+            </w:r>
+          </w:p>
+        </w:tc>
+        <w:tc>
+          <w:tcPr>
+            <w:tcW w:w="496" w:type="dxa"/>
+            <w:hideMark/>
+          </w:tcPr>
+          <w:p>
+            <w:pPr>
+              <w:spacing w:after="120"/>
+              <w:rPr>
+                <w:rFonts w:ascii="Times New Roman" w:hAnsi="Times New Roman" w:cs="Times New Roman"/>
+                <w:color w:val="000000"/>
+                <w:sz w:val="28"/>
+                <w:szCs w:val="28"/>
+              </w:rPr>
+            </w:pPr>
+          </w:p>
+        </w:tc>
+      </w:tr>
+      <w:tr>
+        <w:trPr>
+          <w:trHeight w:val="262"/>
+        </w:trPr>
+        <w:tc>
+          <w:tcPr>
+            <w:tcW w:w="9621" w:type="dxa"/>
+          </w:tcPr>
+          <w:p>
+            <w:pPr>
+              <w:spacing w:after="120"/>
+              <w:ind w:left="720"/>
+              <w:rPr>
+                <w:rFonts w:ascii="Times New Roman" w:hAnsi="Times New Roman" w:cs="Times New Roman"/>
+                <w:sz w:val="28"/>
+                <w:szCs w:val="28"/>
+              </w:rPr>
+            </w:pPr>
+            <w:r>
+              <w:rPr>
+                <w:rFonts w:ascii="Times New Roman" w:hAnsi="Times New Roman" w:cs="Times New Roman"/>
+                <w:sz w:val="28"/>
+                <w:szCs w:val="28"/>
+              </w:rPr>
+              <w:t>Физическая модель БД</w:t>
+            </w:r>
+          </w:p>
+        </w:tc>
+        <w:tc>
+          <w:tcPr>
+            <w:tcW w:w="496" w:type="dxa"/>
+            <w:hideMark/>
+          </w:tcPr>
+          <w:p>
+            <w:pPr>
+              <w:spacing w:after="120"/>
+              <w:rPr>
+                <w:rFonts w:ascii="Times New Roman" w:hAnsi="Times New Roman" w:cs="Times New Roman"/>
+                <w:color w:val="000000"/>
+                <w:sz w:val="28"/>
+                <w:szCs w:val="28"/>
+              </w:rPr>
+            </w:pPr>
+          </w:p>
+        </w:tc>
+      </w:tr>
+      <w:tr>
+        <w:trPr>
+          <w:trHeight w:val="487"/>
+        </w:trPr>
+        <w:tc>
+          <w:tcPr>
+            <w:tcW w:w="9621" w:type="dxa"/>
+          </w:tcPr>
+          <w:p>
+            <w:pPr>
+              <w:spacing w:after="120"/>
+              <w:ind w:left="720"/>
+              <w:rPr>
+                <w:rFonts w:ascii="Times New Roman" w:hAnsi="Times New Roman" w:cs="Times New Roman"/>
+                <w:sz w:val="28"/>
+                <w:szCs w:val="28"/>
+              </w:rPr>
+            </w:pPr>
+            <w:r>
+              <w:rPr>
+                <w:rFonts w:ascii="Times New Roman" w:hAnsi="Times New Roman" w:cs="Times New Roman"/>
+                <w:sz w:val="28"/>
+                <w:szCs w:val="28"/>
+              </w:rPr>
+              <w:t>Описание приложения для работы с БД</w:t>
+            </w:r>
+          </w:p>
+        </w:tc>
+        <w:tc>
+          <w:tcPr>
+            <w:tcW w:w="496" w:type="dxa"/>
+            <w:hideMark/>
+          </w:tcPr>
+          <w:p>
+            <w:pPr>
+              <w:spacing w:after="120"/>
+              <w:rPr>
+                <w:rFonts w:ascii="Times New Roman" w:hAnsi="Times New Roman" w:cs="Times New Roman"/>
+                <w:color w:val="000000"/>
+                <w:sz w:val="28"/>
+                <w:szCs w:val="28"/>
+              </w:rPr>
+            </w:pPr>
+          </w:p>
+        </w:tc>
+      </w:tr>
+      <w:tr>
+        <w:trPr>
+          <w:trHeight w:val="243"/>
+        </w:trPr>
+        <w:tc>
+          <w:tcPr>
+            <w:tcW w:w="9621" w:type="dxa"/>
+            <w:hideMark/>
+          </w:tcPr>
+          <w:p>
+            <w:pPr>
+              <w:spacing w:after="120"/>
+              <w:ind w:left="720"/>
+              <w:rPr>
+                <w:rFonts w:ascii="Times New Roman" w:hAnsi="Times New Roman" w:cs="Times New Roman"/>
+                <w:sz w:val="28"/>
+                <w:szCs w:val="28"/>
+              </w:rPr>
+            </w:pPr>
+            <w:r>
+              <w:rPr>
+                <w:rFonts w:ascii="Times New Roman" w:hAnsi="Times New Roman" w:cs="Times New Roman"/>
+                <w:sz w:val="28"/>
+                <w:szCs w:val="28"/>
+              </w:rPr>
+              <w:t>Заключение</w:t>
+            </w:r>
+          </w:p>
+        </w:tc>
+        <w:tc>
+          <w:tcPr>
+            <w:tcW w:w="496" w:type="dxa"/>
+            <w:hideMark/>
+          </w:tcPr>
+          <w:p>
+            <w:pPr>
+              <w:spacing w:after="120"/>
+              <w:rPr>
+                <w:rFonts w:ascii="Times New Roman" w:hAnsi="Times New Roman" w:cs="Times New Roman"/>
+                <w:color w:val="000000"/>
+                <w:sz w:val="28"/>
+                <w:szCs w:val="28"/>
+              </w:rPr>
+            </w:pPr>
+          </w:p>
+        </w:tc>
+      </w:tr>
+      <w:tr>
+        <w:trPr>
+          <w:trHeight w:val="7499"/>
+        </w:trPr>
+        <w:tc>
+          <w:tcPr>
+            <w:tcW w:w="9621" w:type="dxa"/>
+            <w:hideMark/>
+          </w:tcPr>
+          <w:p>
+            <w:pPr>
+              <w:spacing w:after="120"/>
+              <w:ind w:left="720"/>
+              <w:rPr>
+                <w:rFonts w:ascii="Times New Roman" w:hAnsi="Times New Roman" w:cs="Times New Roman"/>
+                <w:sz w:val="28"/>
+                <w:szCs w:val="28"/>
+              </w:rPr>
+            </w:pPr>
+            <w:r>
+              <w:rPr>
+                <w:rFonts w:ascii="Times New Roman" w:hAnsi="Times New Roman" w:cs="Times New Roman"/>
+                <w:sz w:val="28"/>
+                <w:szCs w:val="28"/>
+              </w:rPr>
+              <w:t>Библиография</w:t>
+            </w:r>
+          </w:p>
+        </w:tc>
+        <w:tc>
+          <w:tcPr>
+            <w:tcW w:w="496" w:type="dxa"/>
+          </w:tcPr>
+          <w:p>
+            <w:pPr>
+              <w:spacing w:after="120"/>
+              <w:rPr>
+                <w:rFonts w:ascii="Times New Roman" w:hAnsi="Times New Roman" w:cs="Times New Roman"/>
+                <w:color w:val="000000"/>
+                <w:sz w:val="28"/>
+                <w:szCs w:val="28"/>
+              </w:rPr>
+            </w:pPr>
+          </w:p>
+          <w:p>
+            <w:pPr>
+              <w:spacing w:after="120"/>
+              <w:rPr>
+                <w:rFonts w:ascii="Times New Roman" w:hAnsi="Times New Roman" w:cs="Times New Roman"/>
+                <w:color w:val="000000"/>
+                <w:sz w:val="28"/>
+                <w:szCs w:val="28"/>
+              </w:rPr>
+            </w:pPr>
+          </w:p>
+          <w:p>
+            <w:pPr>
+              <w:spacing w:after="120"/>
+              <w:rPr>
+                <w:rFonts w:ascii="Times New Roman" w:hAnsi="Times New Roman" w:cs="Times New Roman"/>
+                <w:color w:val="000000"/>
+                <w:sz w:val="28"/>
+                <w:szCs w:val="28"/>
+              </w:rPr>
+            </w:pPr>
+          </w:p>
+        </w:tc>
+      </w:tr>
+    </w:tbl>
+    <w:p>
+      <w:pPr>
+        <w:rPr>
+          <w:rFonts w:ascii="Times New Roman" w:hAnsi="Times New Roman" w:cs="Times New Roman"/>
+          <w:sz w:val="28"/>
+          <w:szCs w:val="28"/>
+        </w:rPr>
+      </w:pPr>
+    </w:p>
+    <w:p>
+      <w:pPr>
+        <w:rPr>
+          <w:rFonts w:ascii="Times New Roman" w:hAnsi="Times New Roman" w:cs="Times New Roman"/>
+          <w:sz w:val="28"/>
+          <w:szCs w:val="28"/>
+        </w:rPr>
+      </w:pPr>
+    </w:p>
+    <w:p>
+      <w:pPr>
+        <w:rPr>
+          <w:rFonts w:ascii="Times New Roman" w:hAnsi="Times New Roman" w:cs="Times New Roman"/>
+          <w:sz w:val="28"/>
+          <w:szCs w:val="28"/>
+        </w:rPr>
+      </w:pPr>
+    </w:p>
+    <w:p>
+      <w:pPr>
+        <w:rPr>
+          <w:rFonts w:ascii="Times New Roman" w:hAnsi="Times New Roman" w:cs="Times New Roman"/>
+          <w:sz w:val="28"/>
+          <w:szCs w:val="28"/>
+        </w:rPr>
+      </w:pPr>
+    </w:p>
+    <w:p>
+      <w:pPr>
+        <w:rPr>
+          <w:rFonts w:ascii="Times New Roman" w:hAnsi="Times New Roman" w:cs="Times New Roman"/>
+          <w:sz w:val="28"/>
+          <w:szCs w:val="28"/>
+        </w:rPr>
+      </w:pPr>
+    </w:p>
+    <w:p>
+      <w:pPr>
+        <w:rPr>
+          <w:rFonts w:ascii="Times New Roman" w:hAnsi="Times New Roman" w:cs="Times New Roman"/>
+          <w:sz w:val="28"/>
+          <w:szCs w:val="28"/>
+        </w:rPr>
+      </w:pPr>
+    </w:p>
+    <w:p>
+      <w:pPr>
+        <w:rPr>
+          <w:rFonts w:ascii="Times New Roman" w:hAnsi="Times New Roman" w:cs="Times New Roman"/>
+          <w:sz w:val="28"/>
+          <w:szCs w:val="28"/>
+        </w:rPr>
+      </w:pPr>
     </w:p>
     <w:p>
       <w:pPr>
@@ -2771,7 +4340,187 @@
           <w:szCs w:val="28"/>
         </w:rPr>
         <w:lastRenderedPageBreak/>
-        <w:t>Концептуальная модель БД</w:t>
+        <w:t xml:space="preserve">Концептуальная модель </w:t>
+      </w:r>
+      <w:r>
+        <w:rPr>
+          <w:rFonts w:ascii="Times New Roman" w:hAnsi="Times New Roman" w:cs="Times New Roman"/>
+          <w:sz w:val="28"/>
+          <w:szCs w:val="28"/>
+        </w:rPr>
+        <w:t>базы данных</w:t>
+      </w:r>
+    </w:p>
+    <w:p>
+      <w:pPr>
+        <w:spacing w:after="0"/>
+        <w:jc w:val="center"/>
+        <w:rPr>
+          <w:rFonts w:ascii="Times New Roman" w:hAnsi="Times New Roman" w:cs="Times New Roman"/>
+          <w:sz w:val="28"/>
+          <w:szCs w:val="28"/>
+        </w:rPr>
+      </w:pPr>
+      <w:r>
+        <w:rPr>
+          <w:rFonts w:ascii="Times New Roman" w:hAnsi="Times New Roman" w:cs="Times New Roman"/>
+          <w:noProof/>
+          <w:sz w:val="28"/>
+          <w:szCs w:val="28"/>
+        </w:rPr>
+        <w:drawing>
+          <wp:inline distT="0" distB="0" distL="0" distR="0" wp14:anchorId="7B445D67" wp14:editId="4C2327DF">
+            <wp:extent cx="5934075" cy="3562350"/>
+            <wp:effectExtent l="0" t="0" r="9525" b="0"/>
+            <wp:docPr id="1" name="Рисунок 1"/>
+            <wp:cNvGraphicFramePr>
+              <a:graphicFrameLocks xmlns:a="http://schemas.openxmlformats.org/drawingml/2006/main" noChangeAspect="1"/>
+            </wp:cNvGraphicFramePr>
+            <a:graphic xmlns:a="http://schemas.openxmlformats.org/drawingml/2006/main">
+              <a:graphicData uri="http://schemas.openxmlformats.org/drawingml/2006/picture">
+                <pic:pic xmlns:pic="http://schemas.openxmlformats.org/drawingml/2006/picture">
+                  <pic:nvPicPr>
+                    <pic:cNvPr id="0" name="Picture 1"/>
+                    <pic:cNvPicPr>
+                      <a:picLocks noChangeAspect="1" noChangeArrowheads="1"/>
+                    </pic:cNvPicPr>
+                  </pic:nvPicPr>
+                  <pic:blipFill>
+                    <a:blip r:embed="rId6">
+                      <a:extLst>
+                        <a:ext uri="{28A0092B-C50C-407E-A947-70E740481C1C}">
+                          <a14:useLocalDpi xmlns:a14="http://schemas.microsoft.com/office/drawing/2010/main" val="0"/>
+                        </a:ext>
+                      </a:extLst>
+                    </a:blip>
+                    <a:srcRect/>
+                    <a:stretch>
+                      <a:fillRect/>
+                    </a:stretch>
+                  </pic:blipFill>
+                  <pic:spPr bwMode="auto">
+                    <a:xfrm>
+                      <a:off x="0" y="0"/>
+                      <a:ext cx="5934075" cy="3562350"/>
+                    </a:xfrm>
+                    <a:prstGeom prst="rect">
+                      <a:avLst/>
+                    </a:prstGeom>
+                    <a:noFill/>
+                    <a:ln>
+                      <a:noFill/>
+                    </a:ln>
+                  </pic:spPr>
+                </pic:pic>
+              </a:graphicData>
+            </a:graphic>
+          </wp:inline>
+        </w:drawing>
+      </w:r>
+    </w:p>
+    <w:p>
+      <w:pPr>
+        <w:jc w:val="center"/>
+        <w:rPr>
+          <w:rFonts w:ascii="Times New Roman" w:hAnsi="Times New Roman" w:cs="Times New Roman"/>
+          <w:sz w:val="28"/>
+          <w:szCs w:val="28"/>
+        </w:rPr>
+      </w:pPr>
+      <w:r>
+        <w:rPr>
+          <w:rFonts w:ascii="Times New Roman" w:hAnsi="Times New Roman" w:cs="Times New Roman"/>
+          <w:sz w:val="28"/>
+          <w:szCs w:val="28"/>
+        </w:rPr>
+        <w:t xml:space="preserve">Рисунок 1 – </w:t>
+      </w:r>
+      <w:r>
+        <w:rPr>
+          <w:rFonts w:ascii="Times New Roman" w:hAnsi="Times New Roman" w:cs="Times New Roman"/>
+          <w:sz w:val="28"/>
+          <w:szCs w:val="28"/>
+          <w:lang w:val="en-US"/>
+        </w:rPr>
+        <w:t>ER</w:t>
+      </w:r>
+      <w:r>
+        <w:rPr>
+          <w:rFonts w:ascii="Times New Roman" w:hAnsi="Times New Roman" w:cs="Times New Roman"/>
+          <w:sz w:val="28"/>
+          <w:szCs w:val="28"/>
+        </w:rPr>
+        <w:t xml:space="preserve">-диаграмма </w:t>
+      </w:r>
+      <w:proofErr w:type="spellStart"/>
+      <w:r>
+        <w:rPr>
+          <w:rFonts w:ascii="Times New Roman" w:hAnsi="Times New Roman" w:cs="Times New Roman"/>
+          <w:sz w:val="28"/>
+          <w:szCs w:val="28"/>
+        </w:rPr>
+        <w:t>П.Чена</w:t>
+      </w:r>
+      <w:proofErr w:type="spellEnd"/>
+      <w:r>
+        <w:rPr>
+          <w:rFonts w:ascii="Times New Roman" w:hAnsi="Times New Roman" w:cs="Times New Roman"/>
+          <w:sz w:val="28"/>
+          <w:szCs w:val="28"/>
+        </w:rPr>
+        <w:t xml:space="preserve"> базы данных </w:t>
+      </w:r>
+      <w:r>
+        <w:rPr>
+          <w:rFonts w:ascii="Times New Roman" w:hAnsi="Times New Roman" w:cs="Times New Roman"/>
+          <w:sz w:val="28"/>
+          <w:szCs w:val="28"/>
+        </w:rPr>
+        <w:t>“</w:t>
+      </w:r>
+      <w:r>
+        <w:rPr>
+          <w:rFonts w:ascii="Times New Roman" w:hAnsi="Times New Roman" w:cs="Times New Roman"/>
+          <w:sz w:val="28"/>
+          <w:szCs w:val="28"/>
+        </w:rPr>
+        <w:t>Музей</w:t>
+      </w:r>
+      <w:r>
+        <w:rPr>
+          <w:rFonts w:ascii="Times New Roman" w:hAnsi="Times New Roman" w:cs="Times New Roman"/>
+          <w:sz w:val="28"/>
+          <w:szCs w:val="28"/>
+        </w:rPr>
+        <w:t>”</w:t>
+      </w:r>
+      <w:r>
+        <w:rPr>
+          <w:rFonts w:ascii="Times New Roman" w:hAnsi="Times New Roman" w:cs="Times New Roman"/>
+          <w:sz w:val="28"/>
+          <w:szCs w:val="28"/>
+        </w:rPr>
+        <w:br w:type="page"/>
+      </w:r>
+    </w:p>
+    <w:p>
+      <w:pPr>
+        <w:spacing w:after="360"/>
+        <w:jc w:val="center"/>
+        <w:rPr>
+          <w:rFonts w:ascii="Times New Roman" w:hAnsi="Times New Roman" w:cs="Times New Roman"/>
+          <w:sz w:val="28"/>
+          <w:szCs w:val="28"/>
+        </w:rPr>
+      </w:pPr>
+      <w:r>
+        <w:rPr>
+          <w:rFonts w:ascii="Times New Roman" w:hAnsi="Times New Roman" w:cs="Times New Roman"/>
+          <w:sz w:val="28"/>
+          <w:szCs w:val="28"/>
+        </w:rPr>
+        <w:lastRenderedPageBreak/>
+        <w:t>Логическая модель базы данных</w:t>
       </w:r>
     </w:p>
     <w:p>
@@ -2785,8 +4534,254 @@
           <w:lang w:val="en-US"/>
         </w:rPr>
       </w:pPr>
+      <w:r>
+        <w:rPr>
+          <w:rFonts w:ascii="Times New Roman" w:hAnsi="Times New Roman" w:cs="Times New Roman"/>
+          <w:sz w:val="28"/>
+          <w:szCs w:val="28"/>
+          <w:lang w:val="en-US"/>
+        </w:rPr>
+        <w:drawing>
+          <wp:inline distT="0" distB="0" distL="0" distR="0" wp14:anchorId="04466C29" wp14:editId="061D75DE">
+            <wp:extent cx="5940425" cy="4684395"/>
+            <wp:effectExtent l="0" t="0" r="3175" b="1905"/>
+            <wp:docPr id="2" name="Рисунок 2"/>
+            <wp:cNvGraphicFramePr>
+              <a:graphicFrameLocks xmlns:a="http://schemas.openxmlformats.org/drawingml/2006/main" noChangeAspect="1"/>
+            </wp:cNvGraphicFramePr>
+            <a:graphic xmlns:a="http://schemas.openxmlformats.org/drawingml/2006/main">
+              <a:graphicData uri="http://schemas.openxmlformats.org/drawingml/2006/picture">
+                <pic:pic xmlns:pic="http://schemas.openxmlformats.org/drawingml/2006/picture">
+                  <pic:nvPicPr>
+                    <pic:cNvPr id="1" name=""/>
+                    <pic:cNvPicPr/>
+                  </pic:nvPicPr>
+                  <pic:blipFill>
+                    <a:blip r:embed="rId7"/>
+                    <a:stretch>
+                      <a:fillRect/>
+                    </a:stretch>
+                  </pic:blipFill>
+                  <pic:spPr>
+                    <a:xfrm>
+                      <a:off x="0" y="0"/>
+                      <a:ext cx="5940425" cy="4684395"/>
+                    </a:xfrm>
+                    <a:prstGeom prst="rect">
+                      <a:avLst/>
+                    </a:prstGeom>
+                  </pic:spPr>
+                </pic:pic>
+              </a:graphicData>
+            </a:graphic>
+          </wp:inline>
+        </w:drawing>
+      </w:r>
+    </w:p>
+    <w:p>
+      <w:pPr>
+        <w:spacing w:after="0"/>
+        <w:jc w:val="center"/>
+        <w:rPr>
+          <w:rFonts w:ascii="Times New Roman" w:hAnsi="Times New Roman" w:cs="Times New Roman"/>
+          <w:sz w:val="28"/>
+          <w:szCs w:val="28"/>
+        </w:rPr>
+      </w:pPr>
+      <w:r>
+        <w:rPr>
+          <w:rFonts w:ascii="Times New Roman" w:hAnsi="Times New Roman" w:cs="Times New Roman"/>
+          <w:sz w:val="28"/>
+          <w:szCs w:val="28"/>
+        </w:rPr>
+        <w:t xml:space="preserve">Рисунок 2 – Логическая диаграмма информационной системы </w:t>
+      </w:r>
+      <w:r>
+        <w:rPr>
+          <w:rFonts w:ascii="Times New Roman" w:hAnsi="Times New Roman" w:cs="Times New Roman"/>
+          <w:sz w:val="28"/>
+          <w:szCs w:val="28"/>
+        </w:rPr>
+        <w:t>“</w:t>
+      </w:r>
+      <w:r>
+        <w:rPr>
+          <w:rFonts w:ascii="Times New Roman" w:hAnsi="Times New Roman" w:cs="Times New Roman"/>
+          <w:sz w:val="28"/>
+          <w:szCs w:val="28"/>
+        </w:rPr>
+        <w:t>Музей</w:t>
+      </w:r>
+      <w:r>
+        <w:rPr>
+          <w:rFonts w:ascii="Times New Roman" w:hAnsi="Times New Roman" w:cs="Times New Roman"/>
+          <w:sz w:val="28"/>
+          <w:szCs w:val="28"/>
+        </w:rPr>
+        <w:t>”</w:t>
+      </w:r>
+    </w:p>
+    <w:p>
+      <w:pPr>
+        <w:rPr>
+          <w:rFonts w:ascii="Times New Roman" w:hAnsi="Times New Roman" w:cs="Times New Roman"/>
+          <w:sz w:val="28"/>
+          <w:szCs w:val="28"/>
+        </w:rPr>
+      </w:pPr>
+      <w:r>
+        <w:rPr>
+          <w:rFonts w:ascii="Times New Roman" w:hAnsi="Times New Roman" w:cs="Times New Roman"/>
+          <w:sz w:val="28"/>
+          <w:szCs w:val="28"/>
+        </w:rPr>
+        <w:br w:type="page"/>
+      </w:r>
+    </w:p>
+    <w:p>
+      <w:pPr>
+        <w:spacing w:after="360"/>
+        <w:jc w:val="center"/>
+        <w:rPr>
+          <w:rFonts w:ascii="Times New Roman" w:hAnsi="Times New Roman" w:cs="Times New Roman"/>
+          <w:sz w:val="28"/>
+          <w:szCs w:val="28"/>
+        </w:rPr>
+      </w:pPr>
+      <w:r>
+        <w:rPr>
+          <w:rFonts w:ascii="Times New Roman" w:hAnsi="Times New Roman" w:cs="Times New Roman"/>
+          <w:sz w:val="28"/>
+          <w:szCs w:val="28"/>
+        </w:rPr>
+        <w:lastRenderedPageBreak/>
+        <w:t xml:space="preserve">Физическая модель </w:t>
+      </w:r>
+      <w:r>
+        <w:rPr>
+          <w:rFonts w:ascii="Times New Roman" w:hAnsi="Times New Roman" w:cs="Times New Roman"/>
+          <w:sz w:val="28"/>
+          <w:szCs w:val="28"/>
+        </w:rPr>
+        <w:t>базы данных</w:t>
+      </w:r>
+    </w:p>
+    <w:p>
+      <w:pPr>
+        <w:spacing w:after="0"/>
+        <w:jc w:val="center"/>
+        <w:rPr>
+          <w:rFonts w:ascii="Times New Roman" w:hAnsi="Times New Roman" w:cs="Times New Roman"/>
+          <w:sz w:val="28"/>
+          <w:szCs w:val="28"/>
+        </w:rPr>
+      </w:pPr>
+    </w:p>
+    <w:p>
+      <w:pPr>
+        <w:rPr>
+          <w:rFonts w:ascii="Times New Roman" w:hAnsi="Times New Roman" w:cs="Times New Roman"/>
+          <w:sz w:val="28"/>
+          <w:szCs w:val="28"/>
+        </w:rPr>
+      </w:pPr>
+      <w:r>
+        <w:rPr>
+          <w:rFonts w:ascii="Times New Roman" w:hAnsi="Times New Roman" w:cs="Times New Roman"/>
+          <w:sz w:val="28"/>
+          <w:szCs w:val="28"/>
+        </w:rPr>
+        <w:br w:type="page"/>
+      </w:r>
       <w:bookmarkStart w:id="0" w:name="_GoBack"/>
       <w:bookmarkEnd w:id="0"/>
+    </w:p>
+    <w:p>
+      <w:pPr>
+        <w:spacing w:after="360"/>
+        <w:jc w:val="center"/>
+        <w:rPr>
+          <w:rFonts w:ascii="Times New Roman" w:hAnsi="Times New Roman" w:cs="Times New Roman"/>
+          <w:sz w:val="28"/>
+          <w:szCs w:val="28"/>
+        </w:rPr>
+      </w:pPr>
+      <w:r>
+        <w:rPr>
+          <w:rFonts w:ascii="Times New Roman" w:hAnsi="Times New Roman" w:cs="Times New Roman"/>
+          <w:sz w:val="28"/>
+          <w:szCs w:val="28"/>
+        </w:rPr>
+        <w:lastRenderedPageBreak/>
+        <w:t xml:space="preserve">Описание приложения для работы с </w:t>
+      </w:r>
+      <w:r>
+        <w:rPr>
+          <w:rFonts w:ascii="Times New Roman" w:hAnsi="Times New Roman" w:cs="Times New Roman"/>
+          <w:sz w:val="28"/>
+          <w:szCs w:val="28"/>
+        </w:rPr>
+        <w:t>базой данных</w:t>
+      </w:r>
+    </w:p>
+    <w:p>
+      <w:pPr>
+        <w:spacing w:after="0"/>
+        <w:jc w:val="center"/>
+        <w:rPr>
+          <w:rFonts w:ascii="Times New Roman" w:hAnsi="Times New Roman" w:cs="Times New Roman"/>
+          <w:sz w:val="28"/>
+          <w:szCs w:val="28"/>
+        </w:rPr>
+      </w:pPr>
+    </w:p>
+    <w:p>
+      <w:pPr>
+        <w:rPr>
+          <w:rFonts w:ascii="Times New Roman" w:hAnsi="Times New Roman" w:cs="Times New Roman"/>
+          <w:sz w:val="28"/>
+          <w:szCs w:val="28"/>
+        </w:rPr>
+      </w:pPr>
+      <w:r>
+        <w:rPr>
+          <w:rFonts w:ascii="Times New Roman" w:hAnsi="Times New Roman" w:cs="Times New Roman"/>
+          <w:sz w:val="28"/>
+          <w:szCs w:val="28"/>
+        </w:rPr>
+        <w:br w:type="page"/>
+      </w:r>
+    </w:p>
+    <w:p>
+      <w:pPr>
+        <w:spacing w:after="360"/>
+        <w:jc w:val="center"/>
+        <w:rPr>
+          <w:rFonts w:ascii="Times New Roman" w:hAnsi="Times New Roman" w:cs="Times New Roman"/>
+          <w:sz w:val="28"/>
+          <w:szCs w:val="28"/>
+        </w:rPr>
+      </w:pPr>
+      <w:r>
+        <w:rPr>
+          <w:rFonts w:ascii="Times New Roman" w:hAnsi="Times New Roman" w:cs="Times New Roman"/>
+          <w:sz w:val="28"/>
+          <w:szCs w:val="28"/>
+        </w:rPr>
+        <w:lastRenderedPageBreak/>
+        <w:t>Заключение</w:t>
+      </w:r>
+    </w:p>
+    <w:p>
+      <w:pPr>
+        <w:spacing w:after="0"/>
+        <w:jc w:val="center"/>
+        <w:rPr>
+          <w:rFonts w:ascii="Times New Roman" w:hAnsi="Times New Roman" w:cs="Times New Roman"/>
+          <w:sz w:val="28"/>
+          <w:szCs w:val="28"/>
+        </w:rPr>
+      </w:pPr>
     </w:p>
     <w:sectPr>
       <w:pgSz w:w="11906" w:h="16838"/>
@@ -3054,6 +5049,286 @@
     </w:lvl>
   </w:abstractNum>
   <w:abstractNum w:abstractNumId="2" w15:restartNumberingAfterBreak="0">
+    <w:nsid w:val="1E3754DD"/>
+    <w:multiLevelType w:val="hybridMultilevel"/>
+    <w:tmpl w:val="D172813C"/>
+    <w:lvl w:ilvl="0" w:tplc="783AE6A8">
+      <w:start w:val="1"/>
+      <w:numFmt w:val="bullet"/>
+      <w:lvlText w:val="•"/>
+      <w:lvlJc w:val="left"/>
+      <w:pPr>
+        <w:tabs>
+          <w:tab w:val="num" w:pos="720"/>
+        </w:tabs>
+        <w:ind w:left="720" w:hanging="360"/>
+      </w:pPr>
+      <w:rPr>
+        <w:rFonts w:ascii="Arial" w:hAnsi="Arial" w:hint="default"/>
+      </w:rPr>
+    </w:lvl>
+    <w:lvl w:ilvl="1" w:tplc="3F72639E" w:tentative="1">
+      <w:start w:val="1"/>
+      <w:numFmt w:val="bullet"/>
+      <w:lvlText w:val="•"/>
+      <w:lvlJc w:val="left"/>
+      <w:pPr>
+        <w:tabs>
+          <w:tab w:val="num" w:pos="1440"/>
+        </w:tabs>
+        <w:ind w:left="1440" w:hanging="360"/>
+      </w:pPr>
+      <w:rPr>
+        <w:rFonts w:ascii="Arial" w:hAnsi="Arial" w:hint="default"/>
+      </w:rPr>
+    </w:lvl>
+    <w:lvl w:ilvl="2" w:tplc="040C7D36" w:tentative="1">
+      <w:start w:val="1"/>
+      <w:numFmt w:val="bullet"/>
+      <w:lvlText w:val="•"/>
+      <w:lvlJc w:val="left"/>
+      <w:pPr>
+        <w:tabs>
+          <w:tab w:val="num" w:pos="2160"/>
+        </w:tabs>
+        <w:ind w:left="2160" w:hanging="360"/>
+      </w:pPr>
+      <w:rPr>
+        <w:rFonts w:ascii="Arial" w:hAnsi="Arial" w:hint="default"/>
+      </w:rPr>
+    </w:lvl>
+    <w:lvl w:ilvl="3" w:tplc="1610E368" w:tentative="1">
+      <w:start w:val="1"/>
+      <w:numFmt w:val="bullet"/>
+      <w:lvlText w:val="•"/>
+      <w:lvlJc w:val="left"/>
+      <w:pPr>
+        <w:tabs>
+          <w:tab w:val="num" w:pos="2880"/>
+        </w:tabs>
+        <w:ind w:left="2880" w:hanging="360"/>
+      </w:pPr>
+      <w:rPr>
+        <w:rFonts w:ascii="Arial" w:hAnsi="Arial" w:hint="default"/>
+      </w:rPr>
+    </w:lvl>
+    <w:lvl w:ilvl="4" w:tplc="AC908D30" w:tentative="1">
+      <w:start w:val="1"/>
+      <w:numFmt w:val="bullet"/>
+      <w:lvlText w:val="•"/>
+      <w:lvlJc w:val="left"/>
+      <w:pPr>
+        <w:tabs>
+          <w:tab w:val="num" w:pos="3600"/>
+        </w:tabs>
+        <w:ind w:left="3600" w:hanging="360"/>
+      </w:pPr>
+      <w:rPr>
+        <w:rFonts w:ascii="Arial" w:hAnsi="Arial" w:hint="default"/>
+      </w:rPr>
+    </w:lvl>
+    <w:lvl w:ilvl="5" w:tplc="D8B8A53E" w:tentative="1">
+      <w:start w:val="1"/>
+      <w:numFmt w:val="bullet"/>
+      <w:lvlText w:val="•"/>
+      <w:lvlJc w:val="left"/>
+      <w:pPr>
+        <w:tabs>
+          <w:tab w:val="num" w:pos="4320"/>
+        </w:tabs>
+        <w:ind w:left="4320" w:hanging="360"/>
+      </w:pPr>
+      <w:rPr>
+        <w:rFonts w:ascii="Arial" w:hAnsi="Arial" w:hint="default"/>
+      </w:rPr>
+    </w:lvl>
+    <w:lvl w:ilvl="6" w:tplc="C5F49BE2" w:tentative="1">
+      <w:start w:val="1"/>
+      <w:numFmt w:val="bullet"/>
+      <w:lvlText w:val="•"/>
+      <w:lvlJc w:val="left"/>
+      <w:pPr>
+        <w:tabs>
+          <w:tab w:val="num" w:pos="5040"/>
+        </w:tabs>
+        <w:ind w:left="5040" w:hanging="360"/>
+      </w:pPr>
+      <w:rPr>
+        <w:rFonts w:ascii="Arial" w:hAnsi="Arial" w:hint="default"/>
+      </w:rPr>
+    </w:lvl>
+    <w:lvl w:ilvl="7" w:tplc="97DE9C7A" w:tentative="1">
+      <w:start w:val="1"/>
+      <w:numFmt w:val="bullet"/>
+      <w:lvlText w:val="•"/>
+      <w:lvlJc w:val="left"/>
+      <w:pPr>
+        <w:tabs>
+          <w:tab w:val="num" w:pos="5760"/>
+        </w:tabs>
+        <w:ind w:left="5760" w:hanging="360"/>
+      </w:pPr>
+      <w:rPr>
+        <w:rFonts w:ascii="Arial" w:hAnsi="Arial" w:hint="default"/>
+      </w:rPr>
+    </w:lvl>
+    <w:lvl w:ilvl="8" w:tplc="6AA83A12" w:tentative="1">
+      <w:start w:val="1"/>
+      <w:numFmt w:val="bullet"/>
+      <w:lvlText w:val="•"/>
+      <w:lvlJc w:val="left"/>
+      <w:pPr>
+        <w:tabs>
+          <w:tab w:val="num" w:pos="6480"/>
+        </w:tabs>
+        <w:ind w:left="6480" w:hanging="360"/>
+      </w:pPr>
+      <w:rPr>
+        <w:rFonts w:ascii="Arial" w:hAnsi="Arial" w:hint="default"/>
+      </w:rPr>
+    </w:lvl>
+  </w:abstractNum>
+  <w:abstractNum w:abstractNumId="3" w15:restartNumberingAfterBreak="0">
+    <w:nsid w:val="2F842330"/>
+    <w:multiLevelType w:val="hybridMultilevel"/>
+    <w:tmpl w:val="42005268"/>
+    <w:lvl w:ilvl="0" w:tplc="FB4294C8">
+      <w:start w:val="1"/>
+      <w:numFmt w:val="bullet"/>
+      <w:lvlText w:val="•"/>
+      <w:lvlJc w:val="left"/>
+      <w:pPr>
+        <w:tabs>
+          <w:tab w:val="num" w:pos="720"/>
+        </w:tabs>
+        <w:ind w:left="720" w:hanging="360"/>
+      </w:pPr>
+      <w:rPr>
+        <w:rFonts w:ascii="Arial" w:hAnsi="Arial" w:hint="default"/>
+      </w:rPr>
+    </w:lvl>
+    <w:lvl w:ilvl="1" w:tplc="67549EE2" w:tentative="1">
+      <w:start w:val="1"/>
+      <w:numFmt w:val="bullet"/>
+      <w:lvlText w:val="•"/>
+      <w:lvlJc w:val="left"/>
+      <w:pPr>
+        <w:tabs>
+          <w:tab w:val="num" w:pos="1440"/>
+        </w:tabs>
+        <w:ind w:left="1440" w:hanging="360"/>
+      </w:pPr>
+      <w:rPr>
+        <w:rFonts w:ascii="Arial" w:hAnsi="Arial" w:hint="default"/>
+      </w:rPr>
+    </w:lvl>
+    <w:lvl w:ilvl="2" w:tplc="EA7C2D7E" w:tentative="1">
+      <w:start w:val="1"/>
+      <w:numFmt w:val="bullet"/>
+      <w:lvlText w:val="•"/>
+      <w:lvlJc w:val="left"/>
+      <w:pPr>
+        <w:tabs>
+          <w:tab w:val="num" w:pos="2160"/>
+        </w:tabs>
+        <w:ind w:left="2160" w:hanging="360"/>
+      </w:pPr>
+      <w:rPr>
+        <w:rFonts w:ascii="Arial" w:hAnsi="Arial" w:hint="default"/>
+      </w:rPr>
+    </w:lvl>
+    <w:lvl w:ilvl="3" w:tplc="B90C8EF6" w:tentative="1">
+      <w:start w:val="1"/>
+      <w:numFmt w:val="bullet"/>
+      <w:lvlText w:val="•"/>
+      <w:lvlJc w:val="left"/>
+      <w:pPr>
+        <w:tabs>
+          <w:tab w:val="num" w:pos="2880"/>
+        </w:tabs>
+        <w:ind w:left="2880" w:hanging="360"/>
+      </w:pPr>
+      <w:rPr>
+        <w:rFonts w:ascii="Arial" w:hAnsi="Arial" w:hint="default"/>
+      </w:rPr>
+    </w:lvl>
+    <w:lvl w:ilvl="4" w:tplc="EE7CB71C" w:tentative="1">
+      <w:start w:val="1"/>
+      <w:numFmt w:val="bullet"/>
+      <w:lvlText w:val="•"/>
+      <w:lvlJc w:val="left"/>
+      <w:pPr>
+        <w:tabs>
+          <w:tab w:val="num" w:pos="3600"/>
+        </w:tabs>
+        <w:ind w:left="3600" w:hanging="360"/>
+      </w:pPr>
+      <w:rPr>
+        <w:rFonts w:ascii="Arial" w:hAnsi="Arial" w:hint="default"/>
+      </w:rPr>
+    </w:lvl>
+    <w:lvl w:ilvl="5" w:tplc="4470FF68" w:tentative="1">
+      <w:start w:val="1"/>
+      <w:numFmt w:val="bullet"/>
+      <w:lvlText w:val="•"/>
+      <w:lvlJc w:val="left"/>
+      <w:pPr>
+        <w:tabs>
+          <w:tab w:val="num" w:pos="4320"/>
+        </w:tabs>
+        <w:ind w:left="4320" w:hanging="360"/>
+      </w:pPr>
+      <w:rPr>
+        <w:rFonts w:ascii="Arial" w:hAnsi="Arial" w:hint="default"/>
+      </w:rPr>
+    </w:lvl>
+    <w:lvl w:ilvl="6" w:tplc="C9D441C6" w:tentative="1">
+      <w:start w:val="1"/>
+      <w:numFmt w:val="bullet"/>
+      <w:lvlText w:val="•"/>
+      <w:lvlJc w:val="left"/>
+      <w:pPr>
+        <w:tabs>
+          <w:tab w:val="num" w:pos="5040"/>
+        </w:tabs>
+        <w:ind w:left="5040" w:hanging="360"/>
+      </w:pPr>
+      <w:rPr>
+        <w:rFonts w:ascii="Arial" w:hAnsi="Arial" w:hint="default"/>
+      </w:rPr>
+    </w:lvl>
+    <w:lvl w:ilvl="7" w:tplc="D1787E1A" w:tentative="1">
+      <w:start w:val="1"/>
+      <w:numFmt w:val="bullet"/>
+      <w:lvlText w:val="•"/>
+      <w:lvlJc w:val="left"/>
+      <w:pPr>
+        <w:tabs>
+          <w:tab w:val="num" w:pos="5760"/>
+        </w:tabs>
+        <w:ind w:left="5760" w:hanging="360"/>
+      </w:pPr>
+      <w:rPr>
+        <w:rFonts w:ascii="Arial" w:hAnsi="Arial" w:hint="default"/>
+      </w:rPr>
+    </w:lvl>
+    <w:lvl w:ilvl="8" w:tplc="38EE4EFC" w:tentative="1">
+      <w:start w:val="1"/>
+      <w:numFmt w:val="bullet"/>
+      <w:lvlText w:val="•"/>
+      <w:lvlJc w:val="left"/>
+      <w:pPr>
+        <w:tabs>
+          <w:tab w:val="num" w:pos="6480"/>
+        </w:tabs>
+        <w:ind w:left="6480" w:hanging="360"/>
+      </w:pPr>
+      <w:rPr>
+        <w:rFonts w:ascii="Arial" w:hAnsi="Arial" w:hint="default"/>
+      </w:rPr>
+    </w:lvl>
+  </w:abstractNum>
+  <w:abstractNum w:abstractNumId="4" w15:restartNumberingAfterBreak="0">
     <w:nsid w:val="42DD69BD"/>
     <w:multiLevelType w:val="multilevel"/>
     <w:tmpl w:val="7E4A6D46"/>
@@ -3166,7 +5441,7 @@
       </w:pPr>
     </w:lvl>
   </w:abstractNum>
-  <w:abstractNum w:abstractNumId="3" w15:restartNumberingAfterBreak="0">
+  <w:abstractNum w:abstractNumId="5" w15:restartNumberingAfterBreak="0">
     <w:nsid w:val="4E6B14BE"/>
     <w:multiLevelType w:val="multilevel"/>
     <w:tmpl w:val="DB9C7856"/>
@@ -3279,7 +5554,7 @@
       </w:pPr>
     </w:lvl>
   </w:abstractNum>
-  <w:abstractNum w:abstractNumId="4" w15:restartNumberingAfterBreak="0">
+  <w:abstractNum w:abstractNumId="6" w15:restartNumberingAfterBreak="0">
     <w:nsid w:val="4F5B127B"/>
     <w:multiLevelType w:val="multilevel"/>
     <w:tmpl w:val="68A268EC"/>
@@ -3428,7 +5703,147 @@
       </w:rPr>
     </w:lvl>
   </w:abstractNum>
-  <w:abstractNum w:abstractNumId="5" w15:restartNumberingAfterBreak="0">
+  <w:abstractNum w:abstractNumId="7" w15:restartNumberingAfterBreak="0">
+    <w:nsid w:val="505808EB"/>
+    <w:multiLevelType w:val="hybridMultilevel"/>
+    <w:tmpl w:val="C002BDB8"/>
+    <w:lvl w:ilvl="0" w:tplc="D578F9B0">
+      <w:start w:val="1"/>
+      <w:numFmt w:val="bullet"/>
+      <w:lvlText w:val="•"/>
+      <w:lvlJc w:val="left"/>
+      <w:pPr>
+        <w:tabs>
+          <w:tab w:val="num" w:pos="720"/>
+        </w:tabs>
+        <w:ind w:left="720" w:hanging="360"/>
+      </w:pPr>
+      <w:rPr>
+        <w:rFonts w:ascii="Arial" w:hAnsi="Arial" w:hint="default"/>
+      </w:rPr>
+    </w:lvl>
+    <w:lvl w:ilvl="1" w:tplc="9850CC18" w:tentative="1">
+      <w:start w:val="1"/>
+      <w:numFmt w:val="bullet"/>
+      <w:lvlText w:val="•"/>
+      <w:lvlJc w:val="left"/>
+      <w:pPr>
+        <w:tabs>
+          <w:tab w:val="num" w:pos="1440"/>
+        </w:tabs>
+        <w:ind w:left="1440" w:hanging="360"/>
+      </w:pPr>
+      <w:rPr>
+        <w:rFonts w:ascii="Arial" w:hAnsi="Arial" w:hint="default"/>
+      </w:rPr>
+    </w:lvl>
+    <w:lvl w:ilvl="2" w:tplc="38405AD4" w:tentative="1">
+      <w:start w:val="1"/>
+      <w:numFmt w:val="bullet"/>
+      <w:lvlText w:val="•"/>
+      <w:lvlJc w:val="left"/>
+      <w:pPr>
+        <w:tabs>
+          <w:tab w:val="num" w:pos="2160"/>
+        </w:tabs>
+        <w:ind w:left="2160" w:hanging="360"/>
+      </w:pPr>
+      <w:rPr>
+        <w:rFonts w:ascii="Arial" w:hAnsi="Arial" w:hint="default"/>
+      </w:rPr>
+    </w:lvl>
+    <w:lvl w:ilvl="3" w:tplc="F5A0A7A6" w:tentative="1">
+      <w:start w:val="1"/>
+      <w:numFmt w:val="bullet"/>
+      <w:lvlText w:val="•"/>
+      <w:lvlJc w:val="left"/>
+      <w:pPr>
+        <w:tabs>
+          <w:tab w:val="num" w:pos="2880"/>
+        </w:tabs>
+        <w:ind w:left="2880" w:hanging="360"/>
+      </w:pPr>
+      <w:rPr>
+        <w:rFonts w:ascii="Arial" w:hAnsi="Arial" w:hint="default"/>
+      </w:rPr>
+    </w:lvl>
+    <w:lvl w:ilvl="4" w:tplc="3D044116" w:tentative="1">
+      <w:start w:val="1"/>
+      <w:numFmt w:val="bullet"/>
+      <w:lvlText w:val="•"/>
+      <w:lvlJc w:val="left"/>
+      <w:pPr>
+        <w:tabs>
+          <w:tab w:val="num" w:pos="3600"/>
+        </w:tabs>
+        <w:ind w:left="3600" w:hanging="360"/>
+      </w:pPr>
+      <w:rPr>
+        <w:rFonts w:ascii="Arial" w:hAnsi="Arial" w:hint="default"/>
+      </w:rPr>
+    </w:lvl>
+    <w:lvl w:ilvl="5" w:tplc="4802CB94" w:tentative="1">
+      <w:start w:val="1"/>
+      <w:numFmt w:val="bullet"/>
+      <w:lvlText w:val="•"/>
+      <w:lvlJc w:val="left"/>
+      <w:pPr>
+        <w:tabs>
+          <w:tab w:val="num" w:pos="4320"/>
+        </w:tabs>
+        <w:ind w:left="4320" w:hanging="360"/>
+      </w:pPr>
+      <w:rPr>
+        <w:rFonts w:ascii="Arial" w:hAnsi="Arial" w:hint="default"/>
+      </w:rPr>
+    </w:lvl>
+    <w:lvl w:ilvl="6" w:tplc="63341812" w:tentative="1">
+      <w:start w:val="1"/>
+      <w:numFmt w:val="bullet"/>
+      <w:lvlText w:val="•"/>
+      <w:lvlJc w:val="left"/>
+      <w:pPr>
+        <w:tabs>
+          <w:tab w:val="num" w:pos="5040"/>
+        </w:tabs>
+        <w:ind w:left="5040" w:hanging="360"/>
+      </w:pPr>
+      <w:rPr>
+        <w:rFonts w:ascii="Arial" w:hAnsi="Arial" w:hint="default"/>
+      </w:rPr>
+    </w:lvl>
+    <w:lvl w:ilvl="7" w:tplc="F2B475EE" w:tentative="1">
+      <w:start w:val="1"/>
+      <w:numFmt w:val="bullet"/>
+      <w:lvlText w:val="•"/>
+      <w:lvlJc w:val="left"/>
+      <w:pPr>
+        <w:tabs>
+          <w:tab w:val="num" w:pos="5760"/>
+        </w:tabs>
+        <w:ind w:left="5760" w:hanging="360"/>
+      </w:pPr>
+      <w:rPr>
+        <w:rFonts w:ascii="Arial" w:hAnsi="Arial" w:hint="default"/>
+      </w:rPr>
+    </w:lvl>
+    <w:lvl w:ilvl="8" w:tplc="BBF8D3C2" w:tentative="1">
+      <w:start w:val="1"/>
+      <w:numFmt w:val="bullet"/>
+      <w:lvlText w:val="•"/>
+      <w:lvlJc w:val="left"/>
+      <w:pPr>
+        <w:tabs>
+          <w:tab w:val="num" w:pos="6480"/>
+        </w:tabs>
+        <w:ind w:left="6480" w:hanging="360"/>
+      </w:pPr>
+      <w:rPr>
+        <w:rFonts w:ascii="Arial" w:hAnsi="Arial" w:hint="default"/>
+      </w:rPr>
+    </w:lvl>
+  </w:abstractNum>
+  <w:abstractNum w:abstractNumId="8" w15:restartNumberingAfterBreak="0">
     <w:nsid w:val="5CF5627B"/>
     <w:multiLevelType w:val="multilevel"/>
     <w:tmpl w:val="B9D816F2"/>
@@ -3541,7 +5956,7 @@
       </w:pPr>
     </w:lvl>
   </w:abstractNum>
-  <w:abstractNum w:abstractNumId="6" w15:restartNumberingAfterBreak="0">
+  <w:abstractNum w:abstractNumId="9" w15:restartNumberingAfterBreak="0">
     <w:nsid w:val="63AF7080"/>
     <w:multiLevelType w:val="multilevel"/>
     <w:tmpl w:val="51664038"/>
@@ -3654,14 +6069,154 @@
       </w:pPr>
     </w:lvl>
   </w:abstractNum>
+  <w:abstractNum w:abstractNumId="10" w15:restartNumberingAfterBreak="0">
+    <w:nsid w:val="76CF419C"/>
+    <w:multiLevelType w:val="hybridMultilevel"/>
+    <w:tmpl w:val="599E9A0A"/>
+    <w:lvl w:ilvl="0" w:tplc="E8FEEBD4">
+      <w:start w:val="1"/>
+      <w:numFmt w:val="bullet"/>
+      <w:lvlText w:val="•"/>
+      <w:lvlJc w:val="left"/>
+      <w:pPr>
+        <w:tabs>
+          <w:tab w:val="num" w:pos="720"/>
+        </w:tabs>
+        <w:ind w:left="720" w:hanging="360"/>
+      </w:pPr>
+      <w:rPr>
+        <w:rFonts w:ascii="Arial" w:hAnsi="Arial" w:hint="default"/>
+      </w:rPr>
+    </w:lvl>
+    <w:lvl w:ilvl="1" w:tplc="CED8DE1A" w:tentative="1">
+      <w:start w:val="1"/>
+      <w:numFmt w:val="bullet"/>
+      <w:lvlText w:val="•"/>
+      <w:lvlJc w:val="left"/>
+      <w:pPr>
+        <w:tabs>
+          <w:tab w:val="num" w:pos="1440"/>
+        </w:tabs>
+        <w:ind w:left="1440" w:hanging="360"/>
+      </w:pPr>
+      <w:rPr>
+        <w:rFonts w:ascii="Arial" w:hAnsi="Arial" w:hint="default"/>
+      </w:rPr>
+    </w:lvl>
+    <w:lvl w:ilvl="2" w:tplc="07FCABBC" w:tentative="1">
+      <w:start w:val="1"/>
+      <w:numFmt w:val="bullet"/>
+      <w:lvlText w:val="•"/>
+      <w:lvlJc w:val="left"/>
+      <w:pPr>
+        <w:tabs>
+          <w:tab w:val="num" w:pos="2160"/>
+        </w:tabs>
+        <w:ind w:left="2160" w:hanging="360"/>
+      </w:pPr>
+      <w:rPr>
+        <w:rFonts w:ascii="Arial" w:hAnsi="Arial" w:hint="default"/>
+      </w:rPr>
+    </w:lvl>
+    <w:lvl w:ilvl="3" w:tplc="E400693C" w:tentative="1">
+      <w:start w:val="1"/>
+      <w:numFmt w:val="bullet"/>
+      <w:lvlText w:val="•"/>
+      <w:lvlJc w:val="left"/>
+      <w:pPr>
+        <w:tabs>
+          <w:tab w:val="num" w:pos="2880"/>
+        </w:tabs>
+        <w:ind w:left="2880" w:hanging="360"/>
+      </w:pPr>
+      <w:rPr>
+        <w:rFonts w:ascii="Arial" w:hAnsi="Arial" w:hint="default"/>
+      </w:rPr>
+    </w:lvl>
+    <w:lvl w:ilvl="4" w:tplc="BD74C048" w:tentative="1">
+      <w:start w:val="1"/>
+      <w:numFmt w:val="bullet"/>
+      <w:lvlText w:val="•"/>
+      <w:lvlJc w:val="left"/>
+      <w:pPr>
+        <w:tabs>
+          <w:tab w:val="num" w:pos="3600"/>
+        </w:tabs>
+        <w:ind w:left="3600" w:hanging="360"/>
+      </w:pPr>
+      <w:rPr>
+        <w:rFonts w:ascii="Arial" w:hAnsi="Arial" w:hint="default"/>
+      </w:rPr>
+    </w:lvl>
+    <w:lvl w:ilvl="5" w:tplc="4426F122" w:tentative="1">
+      <w:start w:val="1"/>
+      <w:numFmt w:val="bullet"/>
+      <w:lvlText w:val="•"/>
+      <w:lvlJc w:val="left"/>
+      <w:pPr>
+        <w:tabs>
+          <w:tab w:val="num" w:pos="4320"/>
+        </w:tabs>
+        <w:ind w:left="4320" w:hanging="360"/>
+      </w:pPr>
+      <w:rPr>
+        <w:rFonts w:ascii="Arial" w:hAnsi="Arial" w:hint="default"/>
+      </w:rPr>
+    </w:lvl>
+    <w:lvl w:ilvl="6" w:tplc="4A20261C" w:tentative="1">
+      <w:start w:val="1"/>
+      <w:numFmt w:val="bullet"/>
+      <w:lvlText w:val="•"/>
+      <w:lvlJc w:val="left"/>
+      <w:pPr>
+        <w:tabs>
+          <w:tab w:val="num" w:pos="5040"/>
+        </w:tabs>
+        <w:ind w:left="5040" w:hanging="360"/>
+      </w:pPr>
+      <w:rPr>
+        <w:rFonts w:ascii="Arial" w:hAnsi="Arial" w:hint="default"/>
+      </w:rPr>
+    </w:lvl>
+    <w:lvl w:ilvl="7" w:tplc="56820A9A" w:tentative="1">
+      <w:start w:val="1"/>
+      <w:numFmt w:val="bullet"/>
+      <w:lvlText w:val="•"/>
+      <w:lvlJc w:val="left"/>
+      <w:pPr>
+        <w:tabs>
+          <w:tab w:val="num" w:pos="5760"/>
+        </w:tabs>
+        <w:ind w:left="5760" w:hanging="360"/>
+      </w:pPr>
+      <w:rPr>
+        <w:rFonts w:ascii="Arial" w:hAnsi="Arial" w:hint="default"/>
+      </w:rPr>
+    </w:lvl>
+    <w:lvl w:ilvl="8" w:tplc="0C16000A" w:tentative="1">
+      <w:start w:val="1"/>
+      <w:numFmt w:val="bullet"/>
+      <w:lvlText w:val="•"/>
+      <w:lvlJc w:val="left"/>
+      <w:pPr>
+        <w:tabs>
+          <w:tab w:val="num" w:pos="6480"/>
+        </w:tabs>
+        <w:ind w:left="6480" w:hanging="360"/>
+      </w:pPr>
+      <w:rPr>
+        <w:rFonts w:ascii="Arial" w:hAnsi="Arial" w:hint="default"/>
+      </w:rPr>
+    </w:lvl>
+  </w:abstractNum>
   <w:num w:numId="1">
-    <w:abstractNumId w:val="3"/>
+    <w:abstractNumId w:val="5"/>
   </w:num>
   <w:num w:numId="2">
-    <w:abstractNumId w:val="4"/>
+    <w:abstractNumId w:val="6"/>
   </w:num>
   <w:num w:numId="3">
-    <w:abstractNumId w:val="6"/>
+    <w:abstractNumId w:val="9"/>
     <w:lvlOverride w:ilvl="0">
       <w:lvl w:ilvl="0">
         <w:numFmt w:val="decimal"/>
@@ -3671,7 +6226,7 @@
     </w:lvlOverride>
   </w:num>
   <w:num w:numId="4">
-    <w:abstractNumId w:val="6"/>
+    <w:abstractNumId w:val="9"/>
     <w:lvlOverride w:ilvl="0">
       <w:lvl w:ilvl="0">
         <w:numFmt w:val="decimal"/>
@@ -3681,7 +6236,7 @@
     </w:lvlOverride>
   </w:num>
   <w:num w:numId="5">
-    <w:abstractNumId w:val="6"/>
+    <w:abstractNumId w:val="9"/>
     <w:lvlOverride w:ilvl="0">
       <w:lvl w:ilvl="0">
         <w:numFmt w:val="decimal"/>
@@ -3691,7 +6246,7 @@
     </w:lvlOverride>
   </w:num>
   <w:num w:numId="6">
-    <w:abstractNumId w:val="6"/>
+    <w:abstractNumId w:val="9"/>
     <w:lvlOverride w:ilvl="0">
       <w:lvl w:ilvl="0">
         <w:numFmt w:val="decimal"/>
@@ -3701,7 +6256,7 @@
     </w:lvlOverride>
   </w:num>
   <w:num w:numId="7">
-    <w:abstractNumId w:val="6"/>
+    <w:abstractNumId w:val="9"/>
     <w:lvlOverride w:ilvl="0">
       <w:lvl w:ilvl="0">
         <w:numFmt w:val="decimal"/>
@@ -3721,7 +6276,7 @@
     </w:lvlOverride>
   </w:num>
   <w:num w:numId="9">
-    <w:abstractNumId w:val="2"/>
+    <w:abstractNumId w:val="4"/>
     <w:lvlOverride w:ilvl="0">
       <w:lvl w:ilvl="0">
         <w:numFmt w:val="decimal"/>
@@ -3731,7 +6286,7 @@
     </w:lvlOverride>
   </w:num>
   <w:num w:numId="10">
-    <w:abstractNumId w:val="2"/>
+    <w:abstractNumId w:val="4"/>
     <w:lvlOverride w:ilvl="0">
       <w:lvl w:ilvl="0">
         <w:numFmt w:val="decimal"/>
@@ -3741,10 +6296,22 @@
     </w:lvlOverride>
   </w:num>
   <w:num w:numId="11">
-    <w:abstractNumId w:val="5"/>
+    <w:abstractNumId w:val="8"/>
   </w:num>
   <w:num w:numId="12">
     <w:abstractNumId w:val="1"/>
+  </w:num>
+  <w:num w:numId="13">
+    <w:abstractNumId w:val="10"/>
+  </w:num>
+  <w:num w:numId="14">
+    <w:abstractNumId w:val="3"/>
+  </w:num>
+  <w:num w:numId="15">
+    <w:abstractNumId w:val="7"/>
+  </w:num>
+  <w:num w:numId="16">
+    <w:abstractNumId w:val="2"/>
   </w:num>
 </w:numbering>
 </file>
@@ -4215,6 +6782,44 @@
       <w:lang w:eastAsia="ru-RU"/>
     </w:rPr>
   </w:style>
+  <w:style w:type="table" w:customStyle="1" w:styleId="TableGrid">
+    <w:name w:val="TableGrid"/>
+    <w:rsid w:val="008976DE"/>
+    <w:pPr>
+      <w:spacing w:after="0" w:line="240" w:lineRule="auto"/>
+    </w:pPr>
+    <w:rPr>
+      <w:rFonts w:eastAsiaTheme="minorEastAsia"/>
+      <w:lang w:eastAsia="ru-RU"/>
+    </w:rPr>
+    <w:tblPr>
+      <w:tblCellMar>
+        <w:top w:w="0" w:type="dxa"/>
+        <w:left w:w="0" w:type="dxa"/>
+        <w:bottom w:w="0" w:type="dxa"/>
+        <w:right w:w="0" w:type="dxa"/>
+      </w:tblCellMar>
+    </w:tblPr>
+  </w:style>
+  <w:style w:type="table" w:styleId="a5">
+    <w:name w:val="Table Grid"/>
+    <w:basedOn w:val="a1"/>
+    <w:uiPriority w:val="39"/>
+    <w:rsid w:val="008976DE"/>
+    <w:pPr>
+      <w:spacing w:after="0" w:line="240" w:lineRule="auto"/>
+    </w:pPr>
+    <w:tblPr>
+      <w:tblBorders>
+        <w:top w:val="single" w:sz="4" w:space="0" w:color="auto"/>
+        <w:left w:val="single" w:sz="4" w:space="0" w:color="auto"/>
+        <w:bottom w:val="single" w:sz="4" w:space="0" w:color="auto"/>
+        <w:right w:val="single" w:sz="4" w:space="0" w:color="auto"/>
+        <w:insideH w:val="single" w:sz="4" w:space="0" w:color="auto"/>
+        <w:insideV w:val="single" w:sz="4" w:space="0" w:color="auto"/>
+      </w:tblBorders>
+    </w:tblPr>
+  </w:style>
 </w:styles>
 </file>
 
@@ -4518,7 +7123,7 @@
 </file>
 
 <file path=customXml/itemProps1.xml><?xml version="1.0" encoding="utf-8"?>
-<ds:datastoreItem xmlns:ds="http://schemas.openxmlformats.org/officeDocument/2006/customXml" ds:itemID="{AA7C324C-8337-4712-AC05-6DAA46277442}">
+<ds:datastoreItem xmlns:ds="http://schemas.openxmlformats.org/officeDocument/2006/customXml" ds:itemID="{CF9CA268-66DE-4E62-B7E9-1E4BDA7D6AAB}">
   <ds:schemaRefs>
     <ds:schemaRef ds:uri="http://schemas.openxmlformats.org/officeDocument/2006/bibliography"/>
   </ds:schemaRefs>

--- a/Kursovaya.docx
+++ b/Kursovaya.docx
@@ -1,6 +1,6 @@
 
 <file path=word/document.xml><?xml version="1.0" encoding="utf-8"?>
-<w:document xmlns:wpc="http://schemas.microsoft.com/office/word/2010/wordprocessingCanvas" xmlns:cx="http://schemas.microsoft.com/office/drawing/2014/chartex" xmlns:cx1="http://schemas.microsoft.com/office/drawing/2015/9/8/chartex" xmlns:cx2="http://schemas.microsoft.com/office/drawing/2015/10/21/chartex" xmlns:cx3="http://schemas.microsoft.com/office/drawing/2016/5/9/chartex" xmlns:cx4="http://schemas.microsoft.com/office/drawing/2016/5/10/chartex" xmlns:cx5="http://schemas.microsoft.com/office/drawing/2016/5/11/chartex" xmlns:cx6="http://schemas.microsoft.com/office/drawing/2016/5/12/chartex" xmlns:cx7="http://schemas.microsoft.com/office/drawing/2016/5/13/chartex" xmlns:cx8="http://schemas.microsoft.com/office/drawing/2016/5/14/chartex" xmlns:mc="http://schemas.openxmlformats.org/markup-compatibility/2006" xmlns:aink="http://schemas.microsoft.com/office/drawing/2016/ink" xmlns:am3d="http://schemas.microsoft.com/office/drawing/2017/model3d" xmlns:o="urn:schemas-microsoft-com:office:office" xmlns:r="http://schemas.openxmlformats.org/officeDocument/2006/relationships" xmlns:m="http://schemas.openxmlformats.org/officeDocument/2006/math" xmlns:v="urn:schemas-microsoft-com:vml" xmlns:wp14="http://schemas.microsoft.com/office/word/2010/wordprocessingDrawing" xmlns:wp="http://schemas.openxmlformats.org/drawingml/2006/wordprocessingDrawing" xmlns:w10="urn:schemas-microsoft-com:office:word" xmlns:w="http://schemas.openxmlformats.org/wordprocessingml/2006/main" xmlns:w14="http://schemas.microsoft.com/office/word/2010/wordml" xmlns:w15="http://schemas.microsoft.com/office/word/2012/wordml" xmlns:w16cid="http://schemas.microsoft.com/office/word/2016/wordml/cid" xmlns:w16se="http://schemas.microsoft.com/office/word/2015/wordml/symex" xmlns:wpg="http://schemas.microsoft.com/office/word/2010/wordprocessingGroup" xmlns:wpi="http://schemas.microsoft.com/office/word/2010/wordprocessingInk" xmlns:wne="http://schemas.microsoft.com/office/word/2006/wordml" xmlns:wps="http://schemas.microsoft.com/office/word/2010/wordprocessingShape" mc:Ignorable="w14 w15 w16se w16cid wp14">
+<w:document xmlns:wpc="http://schemas.microsoft.com/office/word/2010/wordprocessingCanvas" xmlns:cx="http://schemas.microsoft.com/office/drawing/2014/chartex" xmlns:cx1="http://schemas.microsoft.com/office/drawing/2015/9/8/chartex" xmlns:cx2="http://schemas.microsoft.com/office/drawing/2015/10/21/chartex" xmlns:cx3="http://schemas.microsoft.com/office/drawing/2016/5/9/chartex" xmlns:cx4="http://schemas.microsoft.com/office/drawing/2016/5/10/chartex" xmlns:cx5="http://schemas.microsoft.com/office/drawing/2016/5/11/chartex" xmlns:cx6="http://schemas.microsoft.com/office/drawing/2016/5/12/chartex" xmlns:cx7="http://schemas.microsoft.com/office/drawing/2016/5/13/chartex" xmlns:cx8="http://schemas.microsoft.com/office/drawing/2016/5/14/chartex" xmlns:mc="http://schemas.openxmlformats.org/markup-compatibility/2006" xmlns:aink="http://schemas.microsoft.com/office/drawing/2016/ink" xmlns:am3d="http://schemas.microsoft.com/office/drawing/2017/model3d" xmlns:o="urn:schemas-microsoft-com:office:office" xmlns:r="http://schemas.openxmlformats.org/officeDocument/2006/relationships" xmlns:m="http://schemas.openxmlformats.org/officeDocument/2006/math" xmlns:v="urn:schemas-microsoft-com:vml" xmlns:wp14="http://schemas.microsoft.com/office/word/2010/wordprocessingDrawing" xmlns:wp="http://schemas.openxmlformats.org/drawingml/2006/wordprocessingDrawing" xmlns:w10="urn:schemas-microsoft-com:office:word" xmlns:w="http://schemas.openxmlformats.org/wordprocessingml/2006/main" xmlns:w14="http://schemas.microsoft.com/office/word/2010/wordml" xmlns:w15="http://schemas.microsoft.com/office/word/2012/wordml" xmlns:w16cex="http://schemas.microsoft.com/office/word/2018/wordml/cex" xmlns:w16cid="http://schemas.microsoft.com/office/word/2016/wordml/cid" xmlns:w16="http://schemas.microsoft.com/office/word/2018/wordml" xmlns:w16sdtdh="http://schemas.microsoft.com/office/word/2020/wordml/sdtdatahash" xmlns:w16se="http://schemas.microsoft.com/office/word/2015/wordml/symex" xmlns:wpg="http://schemas.microsoft.com/office/word/2010/wordprocessingGroup" xmlns:wpi="http://schemas.microsoft.com/office/word/2010/wordprocessingInk" xmlns:wne="http://schemas.microsoft.com/office/word/2006/wordml" xmlns:wps="http://schemas.microsoft.com/office/word/2010/wordprocessingShape" mc:Ignorable="w14 w15 w16se w16cid w16 w16cex w16sdtdh wp14">
   <w:body>
     <w:p>
       <w:pPr>
@@ -110,27 +110,7 @@
           <w:sz w:val="24"/>
           <w:szCs w:val="24"/>
         </w:rPr>
-        <w:t>(ФГБОУ ВО «</w:t>
-      </w:r>
-      <w:proofErr w:type="spellStart"/>
-      <w:r>
-        <w:rPr>
-          <w:rFonts w:ascii="Times New Roman" w:eastAsia="Times New Roman" w:hAnsi="Times New Roman" w:cs="Times New Roman"/>
-          <w:b/>
-          <w:sz w:val="24"/>
-          <w:szCs w:val="24"/>
-        </w:rPr>
-        <w:t>ЧелГУ</w:t>
-      </w:r>
-      <w:proofErr w:type="spellEnd"/>
-      <w:r>
-        <w:rPr>
-          <w:rFonts w:ascii="Times New Roman" w:eastAsia="Times New Roman" w:hAnsi="Times New Roman" w:cs="Times New Roman"/>
-          <w:b/>
-          <w:sz w:val="24"/>
-          <w:szCs w:val="24"/>
-        </w:rPr>
-        <w:t>»)</w:t>
+        <w:t>(ФГБОУ ВО «ЧелГУ»)</w:t>
       </w:r>
     </w:p>
     <w:p>
@@ -437,15 +417,7 @@
           <w:sz w:val="24"/>
           <w:szCs w:val="24"/>
         </w:rPr>
-        <w:t xml:space="preserve">Выполнил </w:t>
-      </w:r>
-      <w:r>
-        <w:rPr>
-          <w:rFonts w:ascii="Times New Roman" w:eastAsia="Times New Roman" w:hAnsi="Times New Roman" w:cs="Times New Roman"/>
-          <w:sz w:val="24"/>
-          <w:szCs w:val="24"/>
-        </w:rPr>
-        <w:t>студент</w:t>
+        <w:t>Выполнил студент</w:t>
       </w:r>
       <w:r>
         <w:rPr>
@@ -996,27 +968,7 @@
                 <w:szCs w:val="24"/>
                 <w:lang w:val="en-US" w:eastAsia="ar-SA"/>
               </w:rPr>
-              <w:t xml:space="preserve">                           (</w:t>
-            </w:r>
-            <w:proofErr w:type="spellStart"/>
-            <w:r>
-              <w:rPr>
-                <w:rFonts w:ascii="Times New Roman" w:eastAsia="Times New Roman" w:hAnsi="Times New Roman" w:cs="Times New Roman"/>
-                <w:sz w:val="24"/>
-                <w:szCs w:val="24"/>
-                <w:lang w:val="en-US" w:eastAsia="ar-SA"/>
-              </w:rPr>
-              <w:t>подпись</w:t>
-            </w:r>
-            <w:proofErr w:type="spellEnd"/>
-            <w:r>
-              <w:rPr>
-                <w:rFonts w:ascii="Times New Roman" w:eastAsia="Times New Roman" w:hAnsi="Times New Roman" w:cs="Times New Roman"/>
-                <w:sz w:val="24"/>
-                <w:szCs w:val="24"/>
-                <w:lang w:val="en-US" w:eastAsia="ar-SA"/>
-              </w:rPr>
-              <w:t>)</w:t>
+              <w:t xml:space="preserve">                           (подпись)</w:t>
             </w:r>
           </w:p>
           <w:p>
@@ -1928,7 +1880,6 @@
                 <w:lang w:eastAsia="ru-RU"/>
               </w:rPr>
             </w:pPr>
-            <w:proofErr w:type="spellStart"/>
             <w:r>
               <w:rPr>
                 <w:rFonts w:ascii="Times New Roman" w:eastAsia="Times New Roman" w:hAnsi="Times New Roman" w:cs="Times New Roman"/>
@@ -1939,7 +1890,6 @@
               </w:rPr>
               <w:t>Финляндьевич</w:t>
             </w:r>
-            <w:proofErr w:type="spellEnd"/>
           </w:p>
         </w:tc>
         <w:tc>
@@ -2528,29 +2478,7 @@
                 <w:szCs w:val="16"/>
                 <w:lang w:eastAsia="ru-RU"/>
               </w:rPr>
-              <w:t>картина “</w:t>
-            </w:r>
-            <w:proofErr w:type="spellStart"/>
-            <w:r>
-              <w:rPr>
-                <w:rFonts w:ascii="Times New Roman" w:eastAsia="Times New Roman" w:hAnsi="Times New Roman" w:cs="Times New Roman"/>
-                <w:color w:val="000000"/>
-                <w:sz w:val="16"/>
-                <w:szCs w:val="16"/>
-                <w:lang w:eastAsia="ru-RU"/>
-              </w:rPr>
-              <w:t>джоконда</w:t>
-            </w:r>
-            <w:proofErr w:type="spellEnd"/>
-            <w:r>
-              <w:rPr>
-                <w:rFonts w:ascii="Times New Roman" w:eastAsia="Times New Roman" w:hAnsi="Times New Roman" w:cs="Times New Roman"/>
-                <w:color w:val="000000"/>
-                <w:sz w:val="16"/>
-                <w:szCs w:val="16"/>
-                <w:lang w:eastAsia="ru-RU"/>
-              </w:rPr>
-              <w:t>”</w:t>
+              <w:t>картина “джоконда”</w:t>
             </w:r>
           </w:p>
         </w:tc>
@@ -3187,31 +3115,7 @@
           <w:szCs w:val="28"/>
           <w:lang w:eastAsia="ru-RU"/>
         </w:rPr>
-        <w:t xml:space="preserve">Выполнить </w:t>
-      </w:r>
-      <w:proofErr w:type="spellStart"/>
-      <w:r>
-        <w:rPr>
-          <w:rFonts w:ascii="Times New Roman" w:eastAsia="Times New Roman" w:hAnsi="Times New Roman" w:cs="Times New Roman"/>
-          <w:bCs/>
-          <w:color w:val="000000"/>
-          <w:sz w:val="28"/>
-          <w:szCs w:val="28"/>
-          <w:lang w:eastAsia="ru-RU"/>
-        </w:rPr>
-        <w:t>даталогическое</w:t>
-      </w:r>
-      <w:proofErr w:type="spellEnd"/>
-      <w:r>
-        <w:rPr>
-          <w:rFonts w:ascii="Times New Roman" w:eastAsia="Times New Roman" w:hAnsi="Times New Roman" w:cs="Times New Roman"/>
-          <w:bCs/>
-          <w:color w:val="000000"/>
-          <w:sz w:val="28"/>
-          <w:szCs w:val="28"/>
-          <w:lang w:eastAsia="ru-RU"/>
-        </w:rPr>
-        <w:t xml:space="preserve"> проектирование для реляционной базы данных.</w:t>
+        <w:t>Выполнить даталогическое проектирование для реляционной базы данных.</w:t>
       </w:r>
     </w:p>
     <w:p>
@@ -3973,7 +3877,6 @@
         </w:rPr>
         <w:t xml:space="preserve">Музей </w:t>
       </w:r>
-      <w:proofErr w:type="gramStart"/>
       <w:r>
         <w:rPr>
           <w:rFonts w:ascii="Times New Roman" w:hAnsi="Times New Roman" w:cs="Times New Roman"/>
@@ -3988,16 +3891,7 @@
           <w:sz w:val="28"/>
           <w:szCs w:val="28"/>
         </w:rPr>
-        <w:t xml:space="preserve"> это</w:t>
-      </w:r>
-      <w:proofErr w:type="gramEnd"/>
-      <w:r>
-        <w:rPr>
-          <w:rFonts w:ascii="Times New Roman" w:hAnsi="Times New Roman" w:cs="Times New Roman"/>
-          <w:sz w:val="28"/>
-          <w:szCs w:val="28"/>
-        </w:rPr>
-        <w:t xml:space="preserve"> учреждение, осуществляющее хранение, изучение и публичный показ музейных предметов (экспонатов). Деятельность музея включает</w:t>
+        <w:t xml:space="preserve"> это учреждение, осуществляющее хранение, изучение и публичный показ музейных предметов (экспонатов). Деятельность музея включает</w:t>
       </w:r>
       <w:r>
         <w:rPr>
@@ -4450,25 +4344,7 @@
           <w:sz w:val="28"/>
           <w:szCs w:val="28"/>
         </w:rPr>
-        <w:t xml:space="preserve">-диаграмма </w:t>
-      </w:r>
-      <w:proofErr w:type="spellStart"/>
-      <w:r>
-        <w:rPr>
-          <w:rFonts w:ascii="Times New Roman" w:hAnsi="Times New Roman" w:cs="Times New Roman"/>
-          <w:sz w:val="28"/>
-          <w:szCs w:val="28"/>
-        </w:rPr>
-        <w:t>П.Чена</w:t>
-      </w:r>
-      <w:proofErr w:type="spellEnd"/>
-      <w:r>
-        <w:rPr>
-          <w:rFonts w:ascii="Times New Roman" w:hAnsi="Times New Roman" w:cs="Times New Roman"/>
-          <w:sz w:val="28"/>
-          <w:szCs w:val="28"/>
-        </w:rPr>
-        <w:t xml:space="preserve"> базы данных </w:t>
+        <w:t xml:space="preserve">-диаграмма П.Чена базы данных </w:t>
       </w:r>
       <w:r>
         <w:rPr>
@@ -4537,6 +4413,7 @@
       <w:r>
         <w:rPr>
           <w:rFonts w:ascii="Times New Roman" w:hAnsi="Times New Roman" w:cs="Times New Roman"/>
+          <w:noProof/>
           <w:sz w:val="28"/>
           <w:szCs w:val="28"/>
           <w:lang w:val="en-US"/>
@@ -4676,6 +4553,119 @@
           <w:szCs w:val="28"/>
         </w:rPr>
       </w:pPr>
+      <w:r>
+        <w:rPr>
+          <w:rFonts w:ascii="Times New Roman" w:hAnsi="Times New Roman" w:cs="Times New Roman"/>
+          <w:sz w:val="28"/>
+          <w:szCs w:val="28"/>
+        </w:rPr>
+        <w:drawing>
+          <wp:inline distT="0" distB="0" distL="0" distR="0" wp14:anchorId="7727507A" wp14:editId="0081AA07">
+            <wp:extent cx="5940425" cy="3028950"/>
+            <wp:effectExtent l="0" t="0" r="3175" b="0"/>
+            <wp:docPr id="3" name="Рисунок 3"/>
+            <wp:cNvGraphicFramePr>
+              <a:graphicFrameLocks xmlns:a="http://schemas.openxmlformats.org/drawingml/2006/main" noChangeAspect="1"/>
+            </wp:cNvGraphicFramePr>
+            <a:graphic xmlns:a="http://schemas.openxmlformats.org/drawingml/2006/main">
+              <a:graphicData uri="http://schemas.openxmlformats.org/drawingml/2006/picture">
+                <pic:pic xmlns:pic="http://schemas.openxmlformats.org/drawingml/2006/picture">
+                  <pic:nvPicPr>
+                    <pic:cNvPr id="1" name=""/>
+                    <pic:cNvPicPr/>
+                  </pic:nvPicPr>
+                  <pic:blipFill>
+                    <a:blip r:embed="rId8"/>
+                    <a:stretch>
+                      <a:fillRect/>
+                    </a:stretch>
+                  </pic:blipFill>
+                  <pic:spPr>
+                    <a:xfrm>
+                      <a:off x="0" y="0"/>
+                      <a:ext cx="5940425" cy="3028950"/>
+                    </a:xfrm>
+                    <a:prstGeom prst="rect">
+                      <a:avLst/>
+                    </a:prstGeom>
+                  </pic:spPr>
+                </pic:pic>
+              </a:graphicData>
+            </a:graphic>
+          </wp:inline>
+        </w:drawing>
+      </w:r>
+    </w:p>
+    <w:p>
+      <w:pPr>
+        <w:spacing w:after="0"/>
+        <w:jc w:val="center"/>
+        <w:rPr>
+          <w:rFonts w:ascii="Times New Roman" w:hAnsi="Times New Roman" w:cs="Times New Roman"/>
+          <w:sz w:val="28"/>
+          <w:szCs w:val="28"/>
+        </w:rPr>
+      </w:pPr>
+      <w:r>
+        <w:rPr>
+          <w:rFonts w:ascii="Times New Roman" w:hAnsi="Times New Roman" w:cs="Times New Roman"/>
+          <w:sz w:val="28"/>
+          <w:szCs w:val="28"/>
+        </w:rPr>
+        <w:t xml:space="preserve">Рисунок 2 –  </w:t>
+      </w:r>
+      <w:r>
+        <w:rPr>
+          <w:rFonts w:ascii="Times New Roman" w:hAnsi="Times New Roman" w:cs="Times New Roman"/>
+          <w:sz w:val="28"/>
+          <w:szCs w:val="28"/>
+          <w:lang w:val="en-US"/>
+        </w:rPr>
+        <w:t>ER-</w:t>
+      </w:r>
+      <w:r>
+        <w:rPr>
+          <w:rFonts w:ascii="Times New Roman" w:hAnsi="Times New Roman" w:cs="Times New Roman"/>
+          <w:sz w:val="28"/>
+          <w:szCs w:val="28"/>
+        </w:rPr>
+        <w:t xml:space="preserve">диаграмма информационной системы </w:t>
+      </w:r>
+      <w:r>
+        <w:rPr>
+          <w:rFonts w:ascii="Times New Roman" w:hAnsi="Times New Roman" w:cs="Times New Roman"/>
+          <w:sz w:val="28"/>
+          <w:szCs w:val="28"/>
+        </w:rPr>
+        <w:t>“</w:t>
+      </w:r>
+      <w:r>
+        <w:rPr>
+          <w:rFonts w:ascii="Times New Roman" w:hAnsi="Times New Roman" w:cs="Times New Roman"/>
+          <w:sz w:val="28"/>
+          <w:szCs w:val="28"/>
+        </w:rPr>
+        <w:t>Музей</w:t>
+      </w:r>
+      <w:r>
+        <w:rPr>
+          <w:rFonts w:ascii="Times New Roman" w:hAnsi="Times New Roman" w:cs="Times New Roman"/>
+          <w:sz w:val="28"/>
+          <w:szCs w:val="28"/>
+        </w:rPr>
+        <w:t>”</w:t>
+      </w:r>
+    </w:p>
+    <w:p>
+      <w:pPr>
+        <w:spacing w:after="0"/>
+        <w:jc w:val="center"/>
+        <w:rPr>
+          <w:rFonts w:ascii="Times New Roman" w:hAnsi="Times New Roman" w:cs="Times New Roman"/>
+          <w:sz w:val="28"/>
+          <w:szCs w:val="28"/>
+        </w:rPr>
+      </w:pPr>
     </w:p>
     <w:p>
       <w:pPr>
@@ -4693,8 +4683,6 @@
         </w:rPr>
         <w:br w:type="page"/>
       </w:r>
-      <w:bookmarkStart w:id="0" w:name="_GoBack"/>
-      <w:bookmarkEnd w:id="0"/>
     </w:p>
     <w:p>
       <w:pPr>
@@ -4794,7 +4782,7 @@
 </file>
 
 <file path=word/numbering.xml><?xml version="1.0" encoding="utf-8"?>
-<w:numbering xmlns:wpc="http://schemas.microsoft.com/office/word/2010/wordprocessingCanvas" xmlns:cx="http://schemas.microsoft.com/office/drawing/2014/chartex" xmlns:cx1="http://schemas.microsoft.com/office/drawing/2015/9/8/chartex" xmlns:cx2="http://schemas.microsoft.com/office/drawing/2015/10/21/chartex" xmlns:cx3="http://schemas.microsoft.com/office/drawing/2016/5/9/chartex" xmlns:cx4="http://schemas.microsoft.com/office/drawing/2016/5/10/chartex" xmlns:cx5="http://schemas.microsoft.com/office/drawing/2016/5/11/chartex" xmlns:cx6="http://schemas.microsoft.com/office/drawing/2016/5/12/chartex" xmlns:cx7="http://schemas.microsoft.com/office/drawing/2016/5/13/chartex" xmlns:cx8="http://schemas.microsoft.com/office/drawing/2016/5/14/chartex" xmlns:mc="http://schemas.openxmlformats.org/markup-compatibility/2006" xmlns:aink="http://schemas.microsoft.com/office/drawing/2016/ink" xmlns:am3d="http://schemas.microsoft.com/office/drawing/2017/model3d" xmlns:o="urn:schemas-microsoft-com:office:office" xmlns:r="http://schemas.openxmlformats.org/officeDocument/2006/relationships" xmlns:m="http://schemas.openxmlformats.org/officeDocument/2006/math" xmlns:v="urn:schemas-microsoft-com:vml" xmlns:wp14="http://schemas.microsoft.com/office/word/2010/wordprocessingDrawing" xmlns:wp="http://schemas.openxmlformats.org/drawingml/2006/wordprocessingDrawing" xmlns:w10="urn:schemas-microsoft-com:office:word" xmlns:w="http://schemas.openxmlformats.org/wordprocessingml/2006/main" xmlns:w14="http://schemas.microsoft.com/office/word/2010/wordml" xmlns:w15="http://schemas.microsoft.com/office/word/2012/wordml" xmlns:w16cid="http://schemas.microsoft.com/office/word/2016/wordml/cid" xmlns:w16se="http://schemas.microsoft.com/office/word/2015/wordml/symex" xmlns:wpg="http://schemas.microsoft.com/office/word/2010/wordprocessingGroup" xmlns:wpi="http://schemas.microsoft.com/office/word/2010/wordprocessingInk" xmlns:wne="http://schemas.microsoft.com/office/word/2006/wordml" xmlns:wps="http://schemas.microsoft.com/office/word/2010/wordprocessingShape" mc:Ignorable="w14 w15 w16se w16cid wp14">
+<w:numbering xmlns:wpc="http://schemas.microsoft.com/office/word/2010/wordprocessingCanvas" xmlns:cx="http://schemas.microsoft.com/office/drawing/2014/chartex" xmlns:cx1="http://schemas.microsoft.com/office/drawing/2015/9/8/chartex" xmlns:cx2="http://schemas.microsoft.com/office/drawing/2015/10/21/chartex" xmlns:cx3="http://schemas.microsoft.com/office/drawing/2016/5/9/chartex" xmlns:cx4="http://schemas.microsoft.com/office/drawing/2016/5/10/chartex" xmlns:cx5="http://schemas.microsoft.com/office/drawing/2016/5/11/chartex" xmlns:cx6="http://schemas.microsoft.com/office/drawing/2016/5/12/chartex" xmlns:cx7="http://schemas.microsoft.com/office/drawing/2016/5/13/chartex" xmlns:cx8="http://schemas.microsoft.com/office/drawing/2016/5/14/chartex" xmlns:mc="http://schemas.openxmlformats.org/markup-compatibility/2006" xmlns:aink="http://schemas.microsoft.com/office/drawing/2016/ink" xmlns:am3d="http://schemas.microsoft.com/office/drawing/2017/model3d" xmlns:o="urn:schemas-microsoft-com:office:office" xmlns:r="http://schemas.openxmlformats.org/officeDocument/2006/relationships" xmlns:m="http://schemas.openxmlformats.org/officeDocument/2006/math" xmlns:v="urn:schemas-microsoft-com:vml" xmlns:wp14="http://schemas.microsoft.com/office/word/2010/wordprocessingDrawing" xmlns:wp="http://schemas.openxmlformats.org/drawingml/2006/wordprocessingDrawing" xmlns:w10="urn:schemas-microsoft-com:office:word" xmlns:w="http://schemas.openxmlformats.org/wordprocessingml/2006/main" xmlns:w14="http://schemas.microsoft.com/office/word/2010/wordml" xmlns:w15="http://schemas.microsoft.com/office/word/2012/wordml" xmlns:w16cex="http://schemas.microsoft.com/office/word/2018/wordml/cex" xmlns:w16cid="http://schemas.microsoft.com/office/word/2016/wordml/cid" xmlns:w16="http://schemas.microsoft.com/office/word/2018/wordml" xmlns:w16sdtdh="http://schemas.microsoft.com/office/word/2020/wordml/sdtdatahash" xmlns:w16se="http://schemas.microsoft.com/office/word/2015/wordml/symex" xmlns:wpg="http://schemas.microsoft.com/office/word/2010/wordprocessingGroup" xmlns:wpi="http://schemas.microsoft.com/office/word/2010/wordprocessingInk" xmlns:wne="http://schemas.microsoft.com/office/word/2006/wordml" xmlns:wps="http://schemas.microsoft.com/office/word/2010/wordprocessingShape" mc:Ignorable="w14 w15 w16se w16cid w16 w16cex w16sdtdh wp14">
   <w:abstractNum w:abstractNumId="0" w15:restartNumberingAfterBreak="0">
     <w:nsid w:val="039F14FC"/>
     <w:multiLevelType w:val="multilevel"/>
@@ -6317,7 +6305,7 @@
 </file>
 
 <file path=word/styles.xml><?xml version="1.0" encoding="utf-8"?>
-<w:styles xmlns:mc="http://schemas.openxmlformats.org/markup-compatibility/2006" xmlns:r="http://schemas.openxmlformats.org/officeDocument/2006/relationships" xmlns:w="http://schemas.openxmlformats.org/wordprocessingml/2006/main" xmlns:w14="http://schemas.microsoft.com/office/word/2010/wordml" xmlns:w15="http://schemas.microsoft.com/office/word/2012/wordml" xmlns:w16cid="http://schemas.microsoft.com/office/word/2016/wordml/cid" xmlns:w16se="http://schemas.microsoft.com/office/word/2015/wordml/symex" mc:Ignorable="w14 w15 w16se w16cid">
+<w:styles xmlns:mc="http://schemas.openxmlformats.org/markup-compatibility/2006" xmlns:r="http://schemas.openxmlformats.org/officeDocument/2006/relationships" xmlns:w="http://schemas.openxmlformats.org/wordprocessingml/2006/main" xmlns:w14="http://schemas.microsoft.com/office/word/2010/wordml" xmlns:w15="http://schemas.microsoft.com/office/word/2012/wordml" xmlns:w16cex="http://schemas.microsoft.com/office/word/2018/wordml/cex" xmlns:w16cid="http://schemas.microsoft.com/office/word/2016/wordml/cid" xmlns:w16="http://schemas.microsoft.com/office/word/2018/wordml" xmlns:w16sdtdh="http://schemas.microsoft.com/office/word/2020/wordml/sdtdatahash" xmlns:w16se="http://schemas.microsoft.com/office/word/2015/wordml/symex" mc:Ignorable="w14 w15 w16se w16cid w16 w16cex w16sdtdh">
   <w:docDefaults>
     <w:rPrDefault>
       <w:rPr>
@@ -6333,7 +6321,7 @@
       </w:pPr>
     </w:pPrDefault>
   </w:docDefaults>
-  <w:latentStyles w:defLockedState="0" w:defUIPriority="99" w:defSemiHidden="0" w:defUnhideWhenUsed="0" w:defQFormat="0" w:count="375">
+  <w:latentStyles w:defLockedState="0" w:defUIPriority="99" w:defSemiHidden="0" w:defUnhideWhenUsed="0" w:defQFormat="0" w:count="376">
     <w:lsdException w:name="Normal" w:uiPriority="0" w:qFormat="1"/>
     <w:lsdException w:name="heading 1" w:uiPriority="9" w:qFormat="1"/>
     <w:lsdException w:name="heading 2" w:semiHidden="1" w:uiPriority="9" w:unhideWhenUsed="1" w:qFormat="1"/>
@@ -6439,7 +6427,6 @@
     <w:lsdException w:name="HTML Sample" w:semiHidden="1" w:unhideWhenUsed="1"/>
     <w:lsdException w:name="HTML Typewriter" w:semiHidden="1" w:unhideWhenUsed="1"/>
     <w:lsdException w:name="HTML Variable" w:semiHidden="1" w:unhideWhenUsed="1"/>
-    <w:lsdException w:name="Normal Table" w:semiHidden="1" w:unhideWhenUsed="1"/>
     <w:lsdException w:name="annotation subject" w:semiHidden="1" w:unhideWhenUsed="1"/>
     <w:lsdException w:name="No List" w:semiHidden="1" w:unhideWhenUsed="1"/>
     <w:lsdException w:name="Outline List 1" w:semiHidden="1" w:unhideWhenUsed="1"/>
@@ -6486,10 +6473,8 @@
     <w:lsdException w:name="Table Subtle 2" w:semiHidden="1" w:unhideWhenUsed="1"/>
     <w:lsdException w:name="Table Web 1" w:semiHidden="1" w:unhideWhenUsed="1"/>
     <w:lsdException w:name="Table Web 2" w:semiHidden="1" w:unhideWhenUsed="1"/>
-    <w:lsdException w:name="Table Web 3" w:semiHidden="1" w:unhideWhenUsed="1"/>
     <w:lsdException w:name="Balloon Text" w:semiHidden="1" w:unhideWhenUsed="1"/>
     <w:lsdException w:name="Table Grid" w:uiPriority="39"/>
-    <w:lsdException w:name="Table Theme" w:semiHidden="1" w:unhideWhenUsed="1"/>
     <w:lsdException w:name="Placeholder Text" w:semiHidden="1"/>
     <w:lsdException w:name="No Spacing" w:uiPriority="1" w:qFormat="1"/>
     <w:lsdException w:name="Light Shading" w:uiPriority="60"/>
@@ -6709,6 +6694,7 @@
     <w:lsdException w:name="Smart Hyperlink" w:semiHidden="1" w:unhideWhenUsed="1"/>
     <w:lsdException w:name="Hashtag" w:semiHidden="1" w:unhideWhenUsed="1"/>
     <w:lsdException w:name="Unresolved Mention" w:semiHidden="1" w:unhideWhenUsed="1"/>
+    <w:lsdException w:name="Smart Link" w:semiHidden="1" w:unhideWhenUsed="1"/>
   </w:latentStyles>
   <w:style w:type="paragraph" w:default="1" w:styleId="a">
     <w:name w:val="Normal"/>
@@ -6717,6 +6703,7 @@
   <w:style w:type="character" w:default="1" w:styleId="a0">
     <w:name w:val="Default Paragraph Font"/>
     <w:uiPriority w:val="1"/>
+    <w:semiHidden/>
     <w:unhideWhenUsed/>
   </w:style>
   <w:style w:type="table" w:default="1" w:styleId="a1">
